--- a/LAB4/11DHCMPM1_LAB4_1150080083_DinhThiThaoAn.docx
+++ b/LAB4/11DHCMPM1_LAB4_1150080083_DinhThiThaoAn.docx
@@ -32,19 +32,7 @@
           <w:rPr>
             <w:rStyle w:val="Hyperlink"/>
           </w:rPr>
-          <w:t>https://www.youtube.com/playlist?list=PLY_rP</w:t>
-        </w:r>
-        <w:r>
-          <w:rPr>
-            <w:rStyle w:val="Hyperlink"/>
-          </w:rPr>
-          <w:t>F</w:t>
-        </w:r>
-        <w:r>
-          <w:rPr>
-            <w:rStyle w:val="Hyperlink"/>
-          </w:rPr>
-          <w:t>m5pMnc</w:t>
+          <w:t>https://www.youtube.com/playlist?list=PLY_rPFm5pMnc</w:t>
         </w:r>
       </w:hyperlink>
     </w:p>
@@ -64,28 +52,28 @@
           <w:sz w:val="40"/>
           <w:szCs w:val="40"/>
         </w:rPr>
-        <w:t>MÔN:</w:t>
-      </w:r>
-      <w:r>
+        <w:t>MÔN: AN TOÀN HỆ THỐNG THÔNG TIN</w:t>
+      </w:r>
+    </w:p>
+    <w:p>
+      <w:pPr>
+        <w:jc w:val="center"/>
         <w:rPr>
           <w:b/>
           <w:bCs/>
           <w:sz w:val="40"/>
           <w:szCs w:val="40"/>
         </w:rPr>
-        <w:t xml:space="preserve"> AN TOÀN HỆ THỐNG THÔNG TIN</w:t>
-      </w:r>
-    </w:p>
-    <w:p>
-      <w:pPr>
-        <w:jc w:val="center"/>
+      </w:pPr>
+      <w:r>
         <w:rPr>
           <w:b/>
           <w:bCs/>
           <w:sz w:val="40"/>
           <w:szCs w:val="40"/>
         </w:rPr>
-      </w:pPr>
+        <w:t>BÀI LAB</w:t>
+      </w:r>
       <w:r>
         <w:rPr>
           <w:b/>
@@ -93,7 +81,16 @@
           <w:sz w:val="40"/>
           <w:szCs w:val="40"/>
         </w:rPr>
-        <w:t>BÀI LAB: KHẢO SÁT VÀ ĐÁNH GIÁ BỀ MẶT MẠNG BẰNG NMAP</w:t>
+        <w:t xml:space="preserve"> 4</w:t>
+      </w:r>
+      <w:r>
+        <w:rPr>
+          <w:b/>
+          <w:bCs/>
+          <w:sz w:val="40"/>
+          <w:szCs w:val="40"/>
+        </w:rPr>
+        <w:t>: KHẢO SÁT VÀ ĐÁNH GIÁ BỀ MẶT MẠNG BẰNG NMAP</w:t>
       </w:r>
     </w:p>
     <w:p>
@@ -103,10 +100,7 @@
     </w:p>
     <w:p>
       <w:r>
-        <w:t xml:space="preserve">Họ và tên: </w:t>
-      </w:r>
-      <w:r>
-        <w:t>Đinh Thị Thảo An</w:t>
+        <w:t>Họ và tên: Đinh Thị Thảo An</w:t>
       </w:r>
     </w:p>
     <w:p>
@@ -116,10 +110,7 @@
     </w:p>
     <w:p>
       <w:r>
-        <w:t xml:space="preserve">Mã lớp: </w:t>
-      </w:r>
-      <w:r>
-        <w:t>11DHCNPM1</w:t>
+        <w:t>Mã lớp: 11DHCNPM1</w:t>
       </w:r>
     </w:p>
     <w:p>
@@ -440,6 +431,48 @@
         <w:tc>
           <w:tcPr>
             <w:tcW w:w="0" w:type="auto"/>
+          </w:tcPr>
+          <w:p>
+            <w:pPr>
+              <w:rPr>
+                <w:b/>
+                <w:bCs/>
+              </w:rPr>
+            </w:pPr>
+            <w:r>
+              <w:rPr>
+                <w:b/>
+                <w:bCs/>
+              </w:rPr>
+              <w:t>Công cụ quét</w:t>
+            </w:r>
+          </w:p>
+        </w:tc>
+        <w:tc>
+          <w:tcPr>
+            <w:tcW w:w="0" w:type="auto"/>
+          </w:tcPr>
+          <w:p>
+            <w:r>
+              <w:t>Nmap 7.99</w:t>
+            </w:r>
+          </w:p>
+        </w:tc>
+        <w:tc>
+          <w:tcPr>
+            <w:tcW w:w="0" w:type="auto"/>
+          </w:tcPr>
+          <w:p>
+            <w:r>
+              <w:t>Quét và khảo sát mạng</w:t>
+            </w:r>
+          </w:p>
+        </w:tc>
+      </w:tr>
+      <w:tr>
+        <w:tc>
+          <w:tcPr>
+            <w:tcW w:w="0" w:type="auto"/>
             <w:hideMark/>
           </w:tcPr>
           <w:p>
@@ -491,6 +524,4510 @@
       </w:tr>
     </w:tbl>
     <w:p/>
+    <w:p/>
+    <w:p/>
+    <w:p>
+      <w:pPr>
+        <w:rPr>
+          <w:b/>
+          <w:bCs/>
+        </w:rPr>
+      </w:pPr>
+      <w:r>
+        <w:rPr>
+          <w:b/>
+          <w:bCs/>
+        </w:rPr>
+        <w:t>2.2. Kiểm tra địa chỉ IP Host-Only trên Windows</w:t>
+      </w:r>
+    </w:p>
+    <w:p>
+      <w:r>
+        <w:rPr>
+          <w:noProof/>
+        </w:rPr>
+        <w:drawing>
+          <wp:inline distT="0" distB="0" distL="0" distR="0" wp14:anchorId="4CF83823" wp14:editId="3BA41711">
+            <wp:extent cx="5943600" cy="6344285"/>
+            <wp:effectExtent l="0" t="0" r="0" b="0"/>
+            <wp:docPr id="1891974643" name="Picture 1"/>
+            <wp:cNvGraphicFramePr>
+              <a:graphicFrameLocks xmlns:a="http://schemas.openxmlformats.org/drawingml/2006/main" noChangeAspect="1"/>
+            </wp:cNvGraphicFramePr>
+            <a:graphic xmlns:a="http://schemas.openxmlformats.org/drawingml/2006/main">
+              <a:graphicData uri="http://schemas.openxmlformats.org/drawingml/2006/picture">
+                <pic:pic xmlns:pic="http://schemas.openxmlformats.org/drawingml/2006/picture">
+                  <pic:nvPicPr>
+                    <pic:cNvPr id="1891974643" name=""/>
+                    <pic:cNvPicPr/>
+                  </pic:nvPicPr>
+                  <pic:blipFill>
+                    <a:blip r:embed="rId6"/>
+                    <a:stretch>
+                      <a:fillRect/>
+                    </a:stretch>
+                  </pic:blipFill>
+                  <pic:spPr>
+                    <a:xfrm>
+                      <a:off x="0" y="0"/>
+                      <a:ext cx="5943600" cy="6344285"/>
+                    </a:xfrm>
+                    <a:prstGeom prst="rect">
+                      <a:avLst/>
+                    </a:prstGeom>
+                  </pic:spPr>
+                </pic:pic>
+              </a:graphicData>
+            </a:graphic>
+          </wp:inline>
+        </w:drawing>
+      </w:r>
+    </w:p>
+    <w:p>
+      <w:pPr>
+        <w:jc w:val="center"/>
+        <w:rPr>
+          <w:b/>
+          <w:bCs/>
+        </w:rPr>
+      </w:pPr>
+      <w:r>
+        <w:rPr>
+          <w:b/>
+          <w:bCs/>
+        </w:rPr>
+        <w:t xml:space="preserve">Hình: </w:t>
+      </w:r>
+      <w:r>
+        <w:rPr>
+          <w:b/>
+          <w:bCs/>
+        </w:rPr>
+        <w:t>Kiểm tra địa chỉ IP Host-Only trên Windows.</w:t>
+      </w:r>
+    </w:p>
+    <w:p>
+      <w:r>
+        <w:t>VMware Network Adapter VMnet1 có địa chỉ IPv4 192.168.56.1, Subnet Mask 255.255.255.0. Do đó mạng Host-Only sử dụng trong bài thực hành là 192.168.56.0/24.</w:t>
+      </w:r>
+    </w:p>
+    <w:p>
+      <w:r>
+        <w:rPr>
+          <w:noProof/>
+        </w:rPr>
+        <w:lastRenderedPageBreak/>
+        <w:drawing>
+          <wp:inline distT="0" distB="0" distL="0" distR="0" wp14:anchorId="3D96FAE3" wp14:editId="76DC97E7">
+            <wp:extent cx="5943600" cy="1504315"/>
+            <wp:effectExtent l="0" t="0" r="0" b="635"/>
+            <wp:docPr id="1316814044" name="Picture 1"/>
+            <wp:cNvGraphicFramePr>
+              <a:graphicFrameLocks xmlns:a="http://schemas.openxmlformats.org/drawingml/2006/main" noChangeAspect="1"/>
+            </wp:cNvGraphicFramePr>
+            <a:graphic xmlns:a="http://schemas.openxmlformats.org/drawingml/2006/main">
+              <a:graphicData uri="http://schemas.openxmlformats.org/drawingml/2006/picture">
+                <pic:pic xmlns:pic="http://schemas.openxmlformats.org/drawingml/2006/picture">
+                  <pic:nvPicPr>
+                    <pic:cNvPr id="1316814044" name=""/>
+                    <pic:cNvPicPr/>
+                  </pic:nvPicPr>
+                  <pic:blipFill>
+                    <a:blip r:embed="rId7"/>
+                    <a:stretch>
+                      <a:fillRect/>
+                    </a:stretch>
+                  </pic:blipFill>
+                  <pic:spPr>
+                    <a:xfrm>
+                      <a:off x="0" y="0"/>
+                      <a:ext cx="5943600" cy="1504315"/>
+                    </a:xfrm>
+                    <a:prstGeom prst="rect">
+                      <a:avLst/>
+                    </a:prstGeom>
+                  </pic:spPr>
+                </pic:pic>
+              </a:graphicData>
+            </a:graphic>
+          </wp:inline>
+        </w:drawing>
+      </w:r>
+    </w:p>
+    <w:p>
+      <w:pPr>
+        <w:jc w:val="center"/>
+        <w:rPr>
+          <w:b/>
+          <w:bCs/>
+        </w:rPr>
+      </w:pPr>
+      <w:r>
+        <w:rPr>
+          <w:b/>
+          <w:bCs/>
+        </w:rPr>
+        <w:t xml:space="preserve">Hình: </w:t>
+      </w:r>
+      <w:r>
+        <w:rPr>
+          <w:b/>
+          <w:bCs/>
+        </w:rPr>
+        <w:t>Kiểm tra phiên bản Nmap trên Kali Linux.</w:t>
+      </w:r>
+    </w:p>
+    <w:p>
+      <w:pPr>
+        <w:rPr>
+          <w:b/>
+          <w:bCs/>
+        </w:rPr>
+      </w:pPr>
+      <w:r>
+        <w:rPr>
+          <w:b/>
+          <w:bCs/>
+        </w:rPr>
+        <w:t>4.2. Lấy IP thật của từng máy</w:t>
+      </w:r>
+    </w:p>
+    <w:p>
+      <w:r>
+        <w:rPr>
+          <w:noProof/>
+        </w:rPr>
+        <w:drawing>
+          <wp:inline distT="0" distB="0" distL="0" distR="0" wp14:anchorId="07FFBEF0" wp14:editId="794CBD66">
+            <wp:extent cx="5906324" cy="1381318"/>
+            <wp:effectExtent l="0" t="0" r="0" b="9525"/>
+            <wp:docPr id="94705578" name="Picture 1"/>
+            <wp:cNvGraphicFramePr>
+              <a:graphicFrameLocks xmlns:a="http://schemas.openxmlformats.org/drawingml/2006/main" noChangeAspect="1"/>
+            </wp:cNvGraphicFramePr>
+            <a:graphic xmlns:a="http://schemas.openxmlformats.org/drawingml/2006/main">
+              <a:graphicData uri="http://schemas.openxmlformats.org/drawingml/2006/picture">
+                <pic:pic xmlns:pic="http://schemas.openxmlformats.org/drawingml/2006/picture">
+                  <pic:nvPicPr>
+                    <pic:cNvPr id="94705578" name=""/>
+                    <pic:cNvPicPr/>
+                  </pic:nvPicPr>
+                  <pic:blipFill>
+                    <a:blip r:embed="rId8"/>
+                    <a:stretch>
+                      <a:fillRect/>
+                    </a:stretch>
+                  </pic:blipFill>
+                  <pic:spPr>
+                    <a:xfrm>
+                      <a:off x="0" y="0"/>
+                      <a:ext cx="5906324" cy="1381318"/>
+                    </a:xfrm>
+                    <a:prstGeom prst="rect">
+                      <a:avLst/>
+                    </a:prstGeom>
+                  </pic:spPr>
+                </pic:pic>
+              </a:graphicData>
+            </a:graphic>
+          </wp:inline>
+        </w:drawing>
+      </w:r>
+    </w:p>
+    <w:p>
+      <w:r>
+        <w:rPr>
+          <w:noProof/>
+        </w:rPr>
+        <w:drawing>
+          <wp:inline distT="0" distB="0" distL="0" distR="0" wp14:anchorId="7BFAB68E" wp14:editId="25F422A6">
+            <wp:extent cx="5943600" cy="2585085"/>
+            <wp:effectExtent l="0" t="0" r="0" b="5715"/>
+            <wp:docPr id="437245070" name="Picture 1"/>
+            <wp:cNvGraphicFramePr>
+              <a:graphicFrameLocks xmlns:a="http://schemas.openxmlformats.org/drawingml/2006/main" noChangeAspect="1"/>
+            </wp:cNvGraphicFramePr>
+            <a:graphic xmlns:a="http://schemas.openxmlformats.org/drawingml/2006/main">
+              <a:graphicData uri="http://schemas.openxmlformats.org/drawingml/2006/picture">
+                <pic:pic xmlns:pic="http://schemas.openxmlformats.org/drawingml/2006/picture">
+                  <pic:nvPicPr>
+                    <pic:cNvPr id="437245070" name=""/>
+                    <pic:cNvPicPr/>
+                  </pic:nvPicPr>
+                  <pic:blipFill>
+                    <a:blip r:embed="rId9"/>
+                    <a:stretch>
+                      <a:fillRect/>
+                    </a:stretch>
+                  </pic:blipFill>
+                  <pic:spPr>
+                    <a:xfrm>
+                      <a:off x="0" y="0"/>
+                      <a:ext cx="5943600" cy="2585085"/>
+                    </a:xfrm>
+                    <a:prstGeom prst="rect">
+                      <a:avLst/>
+                    </a:prstGeom>
+                  </pic:spPr>
+                </pic:pic>
+              </a:graphicData>
+            </a:graphic>
+          </wp:inline>
+        </w:drawing>
+      </w:r>
+    </w:p>
+    <w:tbl>
+      <w:tblPr>
+        <w:tblStyle w:val="TableGrid"/>
+        <w:tblW w:w="0" w:type="auto"/>
+        <w:tblLook w:val="04A0" w:firstRow="1" w:lastRow="0" w:firstColumn="1" w:lastColumn="0" w:noHBand="0" w:noVBand="1"/>
+      </w:tblPr>
+      <w:tblGrid>
+        <w:gridCol w:w="1920"/>
+        <w:gridCol w:w="1841"/>
+        <w:gridCol w:w="1914"/>
+        <w:gridCol w:w="3675"/>
+      </w:tblGrid>
+      <w:tr>
+        <w:tc>
+          <w:tcPr>
+            <w:tcW w:w="0" w:type="auto"/>
+            <w:hideMark/>
+          </w:tcPr>
+          <w:p>
+            <w:pPr>
+              <w:spacing w:after="160" w:line="278" w:lineRule="auto"/>
+              <w:rPr>
+                <w:b/>
+                <w:bCs/>
+              </w:rPr>
+            </w:pPr>
+            <w:r>
+              <w:rPr>
+                <w:b/>
+                <w:bCs/>
+              </w:rPr>
+              <w:t>Thiết bị</w:t>
+            </w:r>
+          </w:p>
+        </w:tc>
+        <w:tc>
+          <w:tcPr>
+            <w:tcW w:w="0" w:type="auto"/>
+            <w:hideMark/>
+          </w:tcPr>
+          <w:p>
+            <w:pPr>
+              <w:spacing w:after="160" w:line="278" w:lineRule="auto"/>
+              <w:rPr>
+                <w:b/>
+                <w:bCs/>
+              </w:rPr>
+            </w:pPr>
+            <w:r>
+              <w:rPr>
+                <w:b/>
+                <w:bCs/>
+              </w:rPr>
+              <w:t>IP thực tế</w:t>
+            </w:r>
+          </w:p>
+        </w:tc>
+        <w:tc>
+          <w:tcPr>
+            <w:tcW w:w="0" w:type="auto"/>
+            <w:hideMark/>
+          </w:tcPr>
+          <w:p>
+            <w:pPr>
+              <w:spacing w:after="160" w:line="278" w:lineRule="auto"/>
+              <w:rPr>
+                <w:b/>
+                <w:bCs/>
+              </w:rPr>
+            </w:pPr>
+            <w:r>
+              <w:rPr>
+                <w:b/>
+                <w:bCs/>
+              </w:rPr>
+              <w:t>Subnet</w:t>
+            </w:r>
+          </w:p>
+        </w:tc>
+        <w:tc>
+          <w:tcPr>
+            <w:tcW w:w="0" w:type="auto"/>
+            <w:hideMark/>
+          </w:tcPr>
+          <w:p>
+            <w:pPr>
+              <w:spacing w:after="160" w:line="278" w:lineRule="auto"/>
+              <w:rPr>
+                <w:b/>
+                <w:bCs/>
+              </w:rPr>
+            </w:pPr>
+            <w:r>
+              <w:rPr>
+                <w:b/>
+                <w:bCs/>
+              </w:rPr>
+              <w:t>Ghi chú</w:t>
+            </w:r>
+          </w:p>
+        </w:tc>
+      </w:tr>
+      <w:tr>
+        <w:tc>
+          <w:tcPr>
+            <w:tcW w:w="0" w:type="auto"/>
+            <w:hideMark/>
+          </w:tcPr>
+          <w:p>
+            <w:pPr>
+              <w:spacing w:after="160" w:line="278" w:lineRule="auto"/>
+            </w:pPr>
+            <w:r>
+              <w:t>Windows Host</w:t>
+            </w:r>
+          </w:p>
+        </w:tc>
+        <w:tc>
+          <w:tcPr>
+            <w:tcW w:w="0" w:type="auto"/>
+            <w:hideMark/>
+          </w:tcPr>
+          <w:p>
+            <w:pPr>
+              <w:spacing w:after="160" w:line="278" w:lineRule="auto"/>
+            </w:pPr>
+            <w:r>
+              <w:t>192.168.56.1</w:t>
+            </w:r>
+          </w:p>
+        </w:tc>
+        <w:tc>
+          <w:tcPr>
+            <w:tcW w:w="0" w:type="auto"/>
+            <w:hideMark/>
+          </w:tcPr>
+          <w:p>
+            <w:pPr>
+              <w:spacing w:after="160" w:line="278" w:lineRule="auto"/>
+            </w:pPr>
+            <w:r>
+              <w:t>192.168.56.0/24</w:t>
+            </w:r>
+          </w:p>
+        </w:tc>
+        <w:tc>
+          <w:tcPr>
+            <w:tcW w:w="0" w:type="auto"/>
+            <w:hideMark/>
+          </w:tcPr>
+          <w:p>
+            <w:pPr>
+              <w:spacing w:after="160" w:line="278" w:lineRule="auto"/>
+            </w:pPr>
+            <w:r>
+              <w:t>VMware Host-Only adapter (VMnet1)</w:t>
+            </w:r>
+          </w:p>
+        </w:tc>
+      </w:tr>
+      <w:tr>
+        <w:tc>
+          <w:tcPr>
+            <w:tcW w:w="0" w:type="auto"/>
+            <w:hideMark/>
+          </w:tcPr>
+          <w:p>
+            <w:pPr>
+              <w:spacing w:after="160" w:line="278" w:lineRule="auto"/>
+            </w:pPr>
+            <w:r>
+              <w:t>Kali VM</w:t>
+            </w:r>
+          </w:p>
+        </w:tc>
+        <w:tc>
+          <w:tcPr>
+            <w:tcW w:w="0" w:type="auto"/>
+            <w:hideMark/>
+          </w:tcPr>
+          <w:p>
+            <w:pPr>
+              <w:spacing w:after="160" w:line="278" w:lineRule="auto"/>
+            </w:pPr>
+            <w:r>
+              <w:t>192.168.56.128</w:t>
+            </w:r>
+          </w:p>
+        </w:tc>
+        <w:tc>
+          <w:tcPr>
+            <w:tcW w:w="0" w:type="auto"/>
+            <w:hideMark/>
+          </w:tcPr>
+          <w:p>
+            <w:pPr>
+              <w:spacing w:after="160" w:line="278" w:lineRule="auto"/>
+            </w:pPr>
+            <w:r>
+              <w:t>192.168.56.0/24</w:t>
+            </w:r>
+          </w:p>
+        </w:tc>
+        <w:tc>
+          <w:tcPr>
+            <w:tcW w:w="0" w:type="auto"/>
+            <w:hideMark/>
+          </w:tcPr>
+          <w:p>
+            <w:pPr>
+              <w:spacing w:after="160" w:line="278" w:lineRule="auto"/>
+            </w:pPr>
+            <w:r>
+              <w:t>Máy quét</w:t>
+            </w:r>
+          </w:p>
+        </w:tc>
+      </w:tr>
+      <w:tr>
+        <w:tc>
+          <w:tcPr>
+            <w:tcW w:w="0" w:type="auto"/>
+            <w:hideMark/>
+          </w:tcPr>
+          <w:p>
+            <w:pPr>
+              <w:spacing w:after="160" w:line="278" w:lineRule="auto"/>
+            </w:pPr>
+            <w:r>
+              <w:lastRenderedPageBreak/>
+              <w:t>Metasploitable 2</w:t>
+            </w:r>
+          </w:p>
+        </w:tc>
+        <w:tc>
+          <w:tcPr>
+            <w:tcW w:w="0" w:type="auto"/>
+            <w:hideMark/>
+          </w:tcPr>
+          <w:p>
+            <w:pPr>
+              <w:spacing w:after="160" w:line="278" w:lineRule="auto"/>
+            </w:pPr>
+            <w:r>
+              <w:t>192.168.56.129</w:t>
+            </w:r>
+          </w:p>
+        </w:tc>
+        <w:tc>
+          <w:tcPr>
+            <w:tcW w:w="0" w:type="auto"/>
+            <w:hideMark/>
+          </w:tcPr>
+          <w:p>
+            <w:pPr>
+              <w:spacing w:after="160" w:line="278" w:lineRule="auto"/>
+            </w:pPr>
+            <w:r>
+              <w:t>192.168.56.0/24</w:t>
+            </w:r>
+          </w:p>
+        </w:tc>
+        <w:tc>
+          <w:tcPr>
+            <w:tcW w:w="0" w:type="auto"/>
+            <w:hideMark/>
+          </w:tcPr>
+          <w:p>
+            <w:pPr>
+              <w:spacing w:after="160" w:line="278" w:lineRule="auto"/>
+            </w:pPr>
+            <w:r>
+              <w:t>Máy đích</w:t>
+            </w:r>
+          </w:p>
+        </w:tc>
+      </w:tr>
+      <w:tr>
+        <w:tc>
+          <w:tcPr>
+            <w:tcW w:w="0" w:type="auto"/>
+            <w:hideMark/>
+          </w:tcPr>
+          <w:p>
+            <w:pPr>
+              <w:spacing w:after="160" w:line="278" w:lineRule="auto"/>
+            </w:pPr>
+            <w:r>
+              <w:t>Windows VM</w:t>
+            </w:r>
+          </w:p>
+        </w:tc>
+        <w:tc>
+          <w:tcPr>
+            <w:tcW w:w="0" w:type="auto"/>
+            <w:hideMark/>
+          </w:tcPr>
+          <w:p>
+            <w:pPr>
+              <w:spacing w:after="160" w:line="278" w:lineRule="auto"/>
+            </w:pPr>
+            <w:r>
+              <w:t>192.168.56.130</w:t>
+            </w:r>
+          </w:p>
+        </w:tc>
+        <w:tc>
+          <w:tcPr>
+            <w:tcW w:w="0" w:type="auto"/>
+            <w:hideMark/>
+          </w:tcPr>
+          <w:p>
+            <w:pPr>
+              <w:spacing w:after="160" w:line="278" w:lineRule="auto"/>
+            </w:pPr>
+            <w:r>
+              <w:t>192.168.56.0/24</w:t>
+            </w:r>
+          </w:p>
+        </w:tc>
+        <w:tc>
+          <w:tcPr>
+            <w:tcW w:w="0" w:type="auto"/>
+            <w:hideMark/>
+          </w:tcPr>
+          <w:p>
+            <w:pPr>
+              <w:spacing w:after="160" w:line="278" w:lineRule="auto"/>
+            </w:pPr>
+            <w:r>
+              <w:t>Máy đích đối chiếu</w:t>
+            </w:r>
+          </w:p>
+        </w:tc>
+      </w:tr>
+    </w:tbl>
+    <w:p/>
+    <w:p>
+      <w:pPr>
+        <w:rPr>
+          <w:b/>
+          <w:bCs/>
+        </w:rPr>
+      </w:pPr>
+      <w:r>
+        <w:rPr>
+          <w:b/>
+          <w:bCs/>
+        </w:rPr>
+        <w:t>4.3. Kiểm tra kết nối trước khi quét</w:t>
+      </w:r>
+    </w:p>
+    <w:p>
+      <w:pPr>
+        <w:jc w:val="center"/>
+      </w:pPr>
+      <w:r>
+        <w:rPr>
+          <w:noProof/>
+        </w:rPr>
+        <w:drawing>
+          <wp:inline distT="0" distB="0" distL="0" distR="0" wp14:anchorId="16BCC50B" wp14:editId="62DFED8B">
+            <wp:extent cx="4963218" cy="1838582"/>
+            <wp:effectExtent l="0" t="0" r="0" b="9525"/>
+            <wp:docPr id="590681458" name="Picture 1"/>
+            <wp:cNvGraphicFramePr>
+              <a:graphicFrameLocks xmlns:a="http://schemas.openxmlformats.org/drawingml/2006/main" noChangeAspect="1"/>
+            </wp:cNvGraphicFramePr>
+            <a:graphic xmlns:a="http://schemas.openxmlformats.org/drawingml/2006/main">
+              <a:graphicData uri="http://schemas.openxmlformats.org/drawingml/2006/picture">
+                <pic:pic xmlns:pic="http://schemas.openxmlformats.org/drawingml/2006/picture">
+                  <pic:nvPicPr>
+                    <pic:cNvPr id="590681458" name=""/>
+                    <pic:cNvPicPr/>
+                  </pic:nvPicPr>
+                  <pic:blipFill>
+                    <a:blip r:embed="rId10"/>
+                    <a:stretch>
+                      <a:fillRect/>
+                    </a:stretch>
+                  </pic:blipFill>
+                  <pic:spPr>
+                    <a:xfrm>
+                      <a:off x="0" y="0"/>
+                      <a:ext cx="4963218" cy="1838582"/>
+                    </a:xfrm>
+                    <a:prstGeom prst="rect">
+                      <a:avLst/>
+                    </a:prstGeom>
+                  </pic:spPr>
+                </pic:pic>
+              </a:graphicData>
+            </a:graphic>
+          </wp:inline>
+        </w:drawing>
+      </w:r>
+    </w:p>
+    <w:p>
+      <w:r>
+        <w:rPr>
+          <w:b/>
+          <w:bCs/>
+        </w:rPr>
+        <w:t>Kali Linux:</w:t>
+      </w:r>
+      <w:r>
+        <w:t xml:space="preserve"> 192.168.56.128/24</w:t>
+      </w:r>
+      <w:r>
+        <w:br/>
+      </w:r>
+      <w:r>
+        <w:rPr>
+          <w:b/>
+          <w:bCs/>
+        </w:rPr>
+        <w:t>Metasploitable 2:</w:t>
+      </w:r>
+      <w:r>
+        <w:t xml:space="preserve"> 192.168.56.129/24</w:t>
+      </w:r>
+      <w:r>
+        <w:br/>
+      </w:r>
+      <w:r>
+        <w:rPr>
+          <w:b/>
+          <w:bCs/>
+        </w:rPr>
+        <w:t>Kết quả:</w:t>
+      </w:r>
+      <w:r>
+        <w:t xml:space="preserve"> Kali kết nối thành công đến Metasploitable 2, 0% packet loss.</w:t>
+      </w:r>
+    </w:p>
+    <w:p>
+      <w:pPr>
+        <w:rPr>
+          <w:b/>
+          <w:bCs/>
+        </w:rPr>
+      </w:pPr>
+      <w:r>
+        <w:rPr>
+          <w:b/>
+          <w:bCs/>
+        </w:rPr>
+        <w:t>5.1. Nhiệm vụ 1 - Phát hiện các host đang hoạt động</w:t>
+      </w:r>
+    </w:p>
+    <w:p>
+      <w:pPr>
+        <w:jc w:val="center"/>
+      </w:pPr>
+      <w:r>
+        <w:rPr>
+          <w:noProof/>
+        </w:rPr>
+        <w:drawing>
+          <wp:inline distT="0" distB="0" distL="0" distR="0" wp14:anchorId="15D7C6B6" wp14:editId="11EEF04A">
+            <wp:extent cx="5286375" cy="2733675"/>
+            <wp:effectExtent l="0" t="0" r="9525" b="9525"/>
+            <wp:docPr id="841594215" name="Picture 1"/>
+            <wp:cNvGraphicFramePr>
+              <a:graphicFrameLocks xmlns:a="http://schemas.openxmlformats.org/drawingml/2006/main" noChangeAspect="1"/>
+            </wp:cNvGraphicFramePr>
+            <a:graphic xmlns:a="http://schemas.openxmlformats.org/drawingml/2006/main">
+              <a:graphicData uri="http://schemas.openxmlformats.org/drawingml/2006/picture">
+                <pic:pic xmlns:pic="http://schemas.openxmlformats.org/drawingml/2006/picture">
+                  <pic:nvPicPr>
+                    <pic:cNvPr id="841594215" name=""/>
+                    <pic:cNvPicPr/>
+                  </pic:nvPicPr>
+                  <pic:blipFill>
+                    <a:blip r:embed="rId11"/>
+                    <a:stretch>
+                      <a:fillRect/>
+                    </a:stretch>
+                  </pic:blipFill>
+                  <pic:spPr>
+                    <a:xfrm>
+                      <a:off x="0" y="0"/>
+                      <a:ext cx="5286375" cy="2733675"/>
+                    </a:xfrm>
+                    <a:prstGeom prst="rect">
+                      <a:avLst/>
+                    </a:prstGeom>
+                  </pic:spPr>
+                </pic:pic>
+              </a:graphicData>
+            </a:graphic>
+          </wp:inline>
+        </w:drawing>
+      </w:r>
+    </w:p>
+    <w:p>
+      <w:pPr>
+        <w:jc w:val="center"/>
+        <w:rPr>
+          <w:b/>
+          <w:bCs/>
+        </w:rPr>
+      </w:pPr>
+      <w:r>
+        <w:rPr>
+          <w:b/>
+          <w:bCs/>
+        </w:rPr>
+        <w:t xml:space="preserve">Hình: </w:t>
+      </w:r>
+      <w:r>
+        <w:rPr>
+          <w:b/>
+          <w:bCs/>
+        </w:rPr>
+        <w:t>Host discovery trong mạng Host-Only</w:t>
+      </w:r>
+    </w:p>
+    <w:tbl>
+      <w:tblPr>
+        <w:tblStyle w:val="TableGrid"/>
+        <w:tblW w:w="0" w:type="auto"/>
+        <w:tblLook w:val="04A0" w:firstRow="1" w:lastRow="0" w:firstColumn="1" w:lastColumn="0" w:noHBand="0" w:noVBand="1"/>
+      </w:tblPr>
+      <w:tblGrid>
+        <w:gridCol w:w="1841"/>
+        <w:gridCol w:w="3360"/>
+        <w:gridCol w:w="3177"/>
+      </w:tblGrid>
+      <w:tr>
+        <w:tc>
+          <w:tcPr>
+            <w:tcW w:w="0" w:type="auto"/>
+            <w:hideMark/>
+          </w:tcPr>
+          <w:p>
+            <w:pPr>
+              <w:spacing w:after="160" w:line="278" w:lineRule="auto"/>
+              <w:rPr>
+                <w:b/>
+                <w:bCs/>
+              </w:rPr>
+            </w:pPr>
+            <w:r>
+              <w:rPr>
+                <w:b/>
+                <w:bCs/>
+              </w:rPr>
+              <w:t>IP phát hiện</w:t>
+            </w:r>
+          </w:p>
+        </w:tc>
+        <w:tc>
+          <w:tcPr>
+            <w:tcW w:w="0" w:type="auto"/>
+            <w:hideMark/>
+          </w:tcPr>
+          <w:p>
+            <w:pPr>
+              <w:spacing w:after="160" w:line="278" w:lineRule="auto"/>
+              <w:rPr>
+                <w:b/>
+                <w:bCs/>
+              </w:rPr>
+            </w:pPr>
+            <w:r>
+              <w:rPr>
+                <w:b/>
+                <w:bCs/>
+              </w:rPr>
+              <w:t>MAC/Vendor</w:t>
+            </w:r>
+          </w:p>
+        </w:tc>
+        <w:tc>
+          <w:tcPr>
+            <w:tcW w:w="0" w:type="auto"/>
+            <w:hideMark/>
+          </w:tcPr>
+          <w:p>
+            <w:pPr>
+              <w:spacing w:after="160" w:line="278" w:lineRule="auto"/>
+              <w:rPr>
+                <w:b/>
+                <w:bCs/>
+              </w:rPr>
+            </w:pPr>
+            <w:r>
+              <w:rPr>
+                <w:b/>
+                <w:bCs/>
+              </w:rPr>
+              <w:t>Vai trò suy đoán</w:t>
+            </w:r>
+          </w:p>
+        </w:tc>
+      </w:tr>
+      <w:tr>
+        <w:tc>
+          <w:tcPr>
+            <w:tcW w:w="0" w:type="auto"/>
+            <w:hideMark/>
+          </w:tcPr>
+          <w:p>
+            <w:pPr>
+              <w:spacing w:after="160" w:line="278" w:lineRule="auto"/>
+            </w:pPr>
+            <w:r>
+              <w:lastRenderedPageBreak/>
+              <w:t>192.168.56.1</w:t>
+            </w:r>
+          </w:p>
+        </w:tc>
+        <w:tc>
+          <w:tcPr>
+            <w:tcW w:w="0" w:type="auto"/>
+            <w:hideMark/>
+          </w:tcPr>
+          <w:p>
+            <w:pPr>
+              <w:spacing w:after="160" w:line="278" w:lineRule="auto"/>
+            </w:pPr>
+            <w:r>
+              <w:t>VMware</w:t>
+            </w:r>
+          </w:p>
+        </w:tc>
+        <w:tc>
+          <w:tcPr>
+            <w:tcW w:w="0" w:type="auto"/>
+            <w:hideMark/>
+          </w:tcPr>
+          <w:p>
+            <w:pPr>
+              <w:spacing w:after="160" w:line="278" w:lineRule="auto"/>
+            </w:pPr>
+            <w:r>
+              <w:t>Windows Host / VMnet1</w:t>
+            </w:r>
+          </w:p>
+        </w:tc>
+      </w:tr>
+      <w:tr>
+        <w:tc>
+          <w:tcPr>
+            <w:tcW w:w="0" w:type="auto"/>
+            <w:hideMark/>
+          </w:tcPr>
+          <w:p>
+            <w:pPr>
+              <w:spacing w:after="160" w:line="278" w:lineRule="auto"/>
+            </w:pPr>
+            <w:r>
+              <w:t>192.168.56.128</w:t>
+            </w:r>
+          </w:p>
+        </w:tc>
+        <w:tc>
+          <w:tcPr>
+            <w:tcW w:w="0" w:type="auto"/>
+            <w:hideMark/>
+          </w:tcPr>
+          <w:p>
+            <w:pPr>
+              <w:spacing w:after="160" w:line="278" w:lineRule="auto"/>
+            </w:pPr>
+            <w:r>
+              <w:t>—</w:t>
+            </w:r>
+          </w:p>
+        </w:tc>
+        <w:tc>
+          <w:tcPr>
+            <w:tcW w:w="0" w:type="auto"/>
+            <w:hideMark/>
+          </w:tcPr>
+          <w:p>
+            <w:pPr>
+              <w:spacing w:after="160" w:line="278" w:lineRule="auto"/>
+            </w:pPr>
+            <w:r>
+              <w:t>Kali Linux – máy quét</w:t>
+            </w:r>
+          </w:p>
+        </w:tc>
+      </w:tr>
+      <w:tr>
+        <w:tc>
+          <w:tcPr>
+            <w:tcW w:w="0" w:type="auto"/>
+            <w:hideMark/>
+          </w:tcPr>
+          <w:p>
+            <w:pPr>
+              <w:spacing w:after="160" w:line="278" w:lineRule="auto"/>
+            </w:pPr>
+            <w:r>
+              <w:t>192.168.56.129</w:t>
+            </w:r>
+          </w:p>
+        </w:tc>
+        <w:tc>
+          <w:tcPr>
+            <w:tcW w:w="0" w:type="auto"/>
+            <w:hideMark/>
+          </w:tcPr>
+          <w:p>
+            <w:pPr>
+              <w:spacing w:after="160" w:line="278" w:lineRule="auto"/>
+            </w:pPr>
+            <w:r>
+              <w:t>00:0C:29:50:07:9F / VMware</w:t>
+            </w:r>
+          </w:p>
+        </w:tc>
+        <w:tc>
+          <w:tcPr>
+            <w:tcW w:w="0" w:type="auto"/>
+            <w:hideMark/>
+          </w:tcPr>
+          <w:p>
+            <w:pPr>
+              <w:spacing w:after="160" w:line="278" w:lineRule="auto"/>
+            </w:pPr>
+            <w:r>
+              <w:t>Metasploitable 2 – máy đích</w:t>
+            </w:r>
+          </w:p>
+        </w:tc>
+      </w:tr>
+      <w:tr>
+        <w:tc>
+          <w:tcPr>
+            <w:tcW w:w="0" w:type="auto"/>
+            <w:hideMark/>
+          </w:tcPr>
+          <w:p>
+            <w:pPr>
+              <w:spacing w:after="160" w:line="278" w:lineRule="auto"/>
+            </w:pPr>
+            <w:r>
+              <w:t>192.168.56.254</w:t>
+            </w:r>
+          </w:p>
+        </w:tc>
+        <w:tc>
+          <w:tcPr>
+            <w:tcW w:w="0" w:type="auto"/>
+            <w:hideMark/>
+          </w:tcPr>
+          <w:p>
+            <w:pPr>
+              <w:spacing w:after="160" w:line="278" w:lineRule="auto"/>
+            </w:pPr>
+            <w:r>
+              <w:t>00:50:56:EE:4B:12 / VMware</w:t>
+            </w:r>
+          </w:p>
+        </w:tc>
+        <w:tc>
+          <w:tcPr>
+            <w:tcW w:w="0" w:type="auto"/>
+            <w:hideMark/>
+          </w:tcPr>
+          <w:p>
+            <w:pPr>
+              <w:spacing w:after="160" w:line="278" w:lineRule="auto"/>
+            </w:pPr>
+            <w:r>
+              <w:t>VMware Host-Only/DHCP</w:t>
+            </w:r>
+          </w:p>
+        </w:tc>
+      </w:tr>
+    </w:tbl>
+    <w:p>
+      <w:pPr>
+        <w:rPr>
+          <w:b/>
+          <w:bCs/>
+        </w:rPr>
+      </w:pPr>
+      <w:r>
+        <w:rPr>
+          <w:b/>
+          <w:bCs/>
+        </w:rPr>
+        <w:t>6. Khảo sát cổng TCP và so sánh kỹ thuật quét</w:t>
+      </w:r>
+    </w:p>
+    <w:p>
+      <w:pPr>
+        <w:rPr>
+          <w:b/>
+          <w:bCs/>
+        </w:rPr>
+      </w:pPr>
+      <w:r>
+        <w:rPr>
+          <w:b/>
+          <w:bCs/>
+        </w:rPr>
+        <w:t>6.1. TCP Connect scan (-sT)</w:t>
+      </w:r>
+    </w:p>
+    <w:p>
+      <w:pPr>
+        <w:jc w:val="center"/>
+      </w:pPr>
+      <w:r>
+        <w:rPr>
+          <w:noProof/>
+        </w:rPr>
+        <w:drawing>
+          <wp:inline distT="0" distB="0" distL="0" distR="0" wp14:anchorId="751A069C" wp14:editId="027C9014">
+            <wp:extent cx="5296639" cy="5191850"/>
+            <wp:effectExtent l="0" t="0" r="0" b="8890"/>
+            <wp:docPr id="2146693914" name="Picture 1"/>
+            <wp:cNvGraphicFramePr>
+              <a:graphicFrameLocks xmlns:a="http://schemas.openxmlformats.org/drawingml/2006/main" noChangeAspect="1"/>
+            </wp:cNvGraphicFramePr>
+            <a:graphic xmlns:a="http://schemas.openxmlformats.org/drawingml/2006/main">
+              <a:graphicData uri="http://schemas.openxmlformats.org/drawingml/2006/picture">
+                <pic:pic xmlns:pic="http://schemas.openxmlformats.org/drawingml/2006/picture">
+                  <pic:nvPicPr>
+                    <pic:cNvPr id="2146693914" name=""/>
+                    <pic:cNvPicPr/>
+                  </pic:nvPicPr>
+                  <pic:blipFill>
+                    <a:blip r:embed="rId12"/>
+                    <a:stretch>
+                      <a:fillRect/>
+                    </a:stretch>
+                  </pic:blipFill>
+                  <pic:spPr>
+                    <a:xfrm>
+                      <a:off x="0" y="0"/>
+                      <a:ext cx="5296639" cy="5191850"/>
+                    </a:xfrm>
+                    <a:prstGeom prst="rect">
+                      <a:avLst/>
+                    </a:prstGeom>
+                  </pic:spPr>
+                </pic:pic>
+              </a:graphicData>
+            </a:graphic>
+          </wp:inline>
+        </w:drawing>
+      </w:r>
+    </w:p>
+    <w:p>
+      <w:pPr>
+        <w:jc w:val="center"/>
+      </w:pPr>
+      <w:r>
+        <w:t xml:space="preserve">Hình: </w:t>
+      </w:r>
+      <w:r>
+        <w:t>Kết quả TCP Connect Scan (-sT) trên Metasploitable 2</w:t>
+      </w:r>
+    </w:p>
+    <w:tbl>
+      <w:tblPr>
+        <w:tblStyle w:val="TableGrid"/>
+        <w:tblW w:w="0" w:type="auto"/>
+        <w:tblLook w:val="04A0" w:firstRow="1" w:lastRow="0" w:firstColumn="1" w:lastColumn="0" w:noHBand="0" w:noVBand="1"/>
+      </w:tblPr>
+      <w:tblGrid>
+        <w:gridCol w:w="866"/>
+        <w:gridCol w:w="780"/>
+        <w:gridCol w:w="1025"/>
+      </w:tblGrid>
+      <w:tr>
+        <w:tc>
+          <w:tcPr>
+            <w:tcW w:w="0" w:type="auto"/>
+            <w:hideMark/>
+          </w:tcPr>
+          <w:p>
+            <w:pPr>
+              <w:spacing w:after="160" w:line="278" w:lineRule="auto"/>
+              <w:rPr>
+                <w:b/>
+                <w:bCs/>
+              </w:rPr>
+            </w:pPr>
+            <w:r>
+              <w:rPr>
+                <w:b/>
+                <w:bCs/>
+              </w:rPr>
+              <w:t>Port</w:t>
+            </w:r>
+          </w:p>
+        </w:tc>
+        <w:tc>
+          <w:tcPr>
+            <w:tcW w:w="0" w:type="auto"/>
+            <w:hideMark/>
+          </w:tcPr>
+          <w:p>
+            <w:pPr>
+              <w:spacing w:after="160" w:line="278" w:lineRule="auto"/>
+              <w:rPr>
+                <w:b/>
+                <w:bCs/>
+              </w:rPr>
+            </w:pPr>
+            <w:r>
+              <w:rPr>
+                <w:b/>
+                <w:bCs/>
+              </w:rPr>
+              <w:t>State</w:t>
+            </w:r>
+          </w:p>
+        </w:tc>
+        <w:tc>
+          <w:tcPr>
+            <w:tcW w:w="0" w:type="auto"/>
+            <w:hideMark/>
+          </w:tcPr>
+          <w:p>
+            <w:pPr>
+              <w:spacing w:after="160" w:line="278" w:lineRule="auto"/>
+              <w:rPr>
+                <w:b/>
+                <w:bCs/>
+              </w:rPr>
+            </w:pPr>
+            <w:r>
+              <w:rPr>
+                <w:b/>
+                <w:bCs/>
+              </w:rPr>
+              <w:t>Service</w:t>
+            </w:r>
+          </w:p>
+        </w:tc>
+      </w:tr>
+      <w:tr>
+        <w:tc>
+          <w:tcPr>
+            <w:tcW w:w="0" w:type="auto"/>
+            <w:hideMark/>
+          </w:tcPr>
+          <w:p>
+            <w:pPr>
+              <w:spacing w:after="160" w:line="278" w:lineRule="auto"/>
+            </w:pPr>
+            <w:r>
+              <w:lastRenderedPageBreak/>
+              <w:t>21/tcp</w:t>
+            </w:r>
+          </w:p>
+        </w:tc>
+        <w:tc>
+          <w:tcPr>
+            <w:tcW w:w="0" w:type="auto"/>
+            <w:hideMark/>
+          </w:tcPr>
+          <w:p>
+            <w:pPr>
+              <w:spacing w:after="160" w:line="278" w:lineRule="auto"/>
+            </w:pPr>
+            <w:r>
+              <w:t>open</w:t>
+            </w:r>
+          </w:p>
+        </w:tc>
+        <w:tc>
+          <w:tcPr>
+            <w:tcW w:w="0" w:type="auto"/>
+            <w:hideMark/>
+          </w:tcPr>
+          <w:p>
+            <w:pPr>
+              <w:spacing w:after="160" w:line="278" w:lineRule="auto"/>
+            </w:pPr>
+            <w:r>
+              <w:t>ftp</w:t>
+            </w:r>
+          </w:p>
+        </w:tc>
+      </w:tr>
+      <w:tr>
+        <w:tc>
+          <w:tcPr>
+            <w:tcW w:w="0" w:type="auto"/>
+            <w:hideMark/>
+          </w:tcPr>
+          <w:p>
+            <w:pPr>
+              <w:spacing w:after="160" w:line="278" w:lineRule="auto"/>
+            </w:pPr>
+            <w:r>
+              <w:t>22/tcp</w:t>
+            </w:r>
+          </w:p>
+        </w:tc>
+        <w:tc>
+          <w:tcPr>
+            <w:tcW w:w="0" w:type="auto"/>
+            <w:hideMark/>
+          </w:tcPr>
+          <w:p>
+            <w:pPr>
+              <w:spacing w:after="160" w:line="278" w:lineRule="auto"/>
+            </w:pPr>
+            <w:r>
+              <w:t>open</w:t>
+            </w:r>
+          </w:p>
+        </w:tc>
+        <w:tc>
+          <w:tcPr>
+            <w:tcW w:w="0" w:type="auto"/>
+            <w:hideMark/>
+          </w:tcPr>
+          <w:p>
+            <w:pPr>
+              <w:spacing w:after="160" w:line="278" w:lineRule="auto"/>
+            </w:pPr>
+            <w:r>
+              <w:t>ssh</w:t>
+            </w:r>
+          </w:p>
+        </w:tc>
+      </w:tr>
+      <w:tr>
+        <w:tc>
+          <w:tcPr>
+            <w:tcW w:w="0" w:type="auto"/>
+            <w:hideMark/>
+          </w:tcPr>
+          <w:p>
+            <w:pPr>
+              <w:spacing w:after="160" w:line="278" w:lineRule="auto"/>
+            </w:pPr>
+            <w:r>
+              <w:t>80/tcp</w:t>
+            </w:r>
+          </w:p>
+        </w:tc>
+        <w:tc>
+          <w:tcPr>
+            <w:tcW w:w="0" w:type="auto"/>
+            <w:hideMark/>
+          </w:tcPr>
+          <w:p>
+            <w:pPr>
+              <w:spacing w:after="160" w:line="278" w:lineRule="auto"/>
+            </w:pPr>
+            <w:r>
+              <w:t>open</w:t>
+            </w:r>
+          </w:p>
+        </w:tc>
+        <w:tc>
+          <w:tcPr>
+            <w:tcW w:w="0" w:type="auto"/>
+            <w:hideMark/>
+          </w:tcPr>
+          <w:p>
+            <w:pPr>
+              <w:spacing w:after="160" w:line="278" w:lineRule="auto"/>
+            </w:pPr>
+            <w:r>
+              <w:t>http</w:t>
+            </w:r>
+          </w:p>
+        </w:tc>
+      </w:tr>
+    </w:tbl>
+    <w:p/>
+    <w:p/>
+    <w:p>
+      <w:pPr>
+        <w:rPr>
+          <w:b/>
+          <w:bCs/>
+        </w:rPr>
+      </w:pPr>
+      <w:r>
+        <w:rPr>
+          <w:b/>
+          <w:bCs/>
+        </w:rPr>
+        <w:t>6.2. SYN scan (-sS)</w:t>
+      </w:r>
+    </w:p>
+    <w:p>
+      <w:pPr>
+        <w:jc w:val="center"/>
+      </w:pPr>
+      <w:r>
+        <w:rPr>
+          <w:noProof/>
+        </w:rPr>
+        <w:drawing>
+          <wp:inline distT="0" distB="0" distL="0" distR="0" wp14:anchorId="47D2C677" wp14:editId="7C14A65B">
+            <wp:extent cx="5220429" cy="5163271"/>
+            <wp:effectExtent l="0" t="0" r="0" b="0"/>
+            <wp:docPr id="864843847" name="Picture 1"/>
+            <wp:cNvGraphicFramePr>
+              <a:graphicFrameLocks xmlns:a="http://schemas.openxmlformats.org/drawingml/2006/main" noChangeAspect="1"/>
+            </wp:cNvGraphicFramePr>
+            <a:graphic xmlns:a="http://schemas.openxmlformats.org/drawingml/2006/main">
+              <a:graphicData uri="http://schemas.openxmlformats.org/drawingml/2006/picture">
+                <pic:pic xmlns:pic="http://schemas.openxmlformats.org/drawingml/2006/picture">
+                  <pic:nvPicPr>
+                    <pic:cNvPr id="864843847" name=""/>
+                    <pic:cNvPicPr/>
+                  </pic:nvPicPr>
+                  <pic:blipFill>
+                    <a:blip r:embed="rId13"/>
+                    <a:stretch>
+                      <a:fillRect/>
+                    </a:stretch>
+                  </pic:blipFill>
+                  <pic:spPr>
+                    <a:xfrm>
+                      <a:off x="0" y="0"/>
+                      <a:ext cx="5220429" cy="5163271"/>
+                    </a:xfrm>
+                    <a:prstGeom prst="rect">
+                      <a:avLst/>
+                    </a:prstGeom>
+                  </pic:spPr>
+                </pic:pic>
+              </a:graphicData>
+            </a:graphic>
+          </wp:inline>
+        </w:drawing>
+      </w:r>
+    </w:p>
+    <w:p>
+      <w:r>
+        <w:t>Kết quả SYN Scan (-sS) trên Metasploitable 2.</w:t>
+      </w:r>
+    </w:p>
+    <w:tbl>
+      <w:tblPr>
+        <w:tblStyle w:val="TableGrid"/>
+        <w:tblW w:w="0" w:type="auto"/>
+        <w:tblLook w:val="04A0" w:firstRow="1" w:lastRow="0" w:firstColumn="1" w:lastColumn="0" w:noHBand="0" w:noVBand="1"/>
+      </w:tblPr>
+      <w:tblGrid>
+        <w:gridCol w:w="1863"/>
+        <w:gridCol w:w="1834"/>
+        <w:gridCol w:w="1683"/>
+        <w:gridCol w:w="2563"/>
+      </w:tblGrid>
+      <w:tr>
+        <w:tc>
+          <w:tcPr>
+            <w:tcW w:w="0" w:type="auto"/>
+            <w:hideMark/>
+          </w:tcPr>
+          <w:p>
+            <w:pPr>
+              <w:spacing w:after="160" w:line="278" w:lineRule="auto"/>
+              <w:rPr>
+                <w:b/>
+                <w:bCs/>
+              </w:rPr>
+            </w:pPr>
+            <w:r>
+              <w:rPr>
+                <w:b/>
+                <w:bCs/>
+              </w:rPr>
+              <w:t>Tiêu chí</w:t>
+            </w:r>
+          </w:p>
+        </w:tc>
+        <w:tc>
+          <w:tcPr>
+            <w:tcW w:w="0" w:type="auto"/>
+            <w:hideMark/>
+          </w:tcPr>
+          <w:p>
+            <w:pPr>
+              <w:spacing w:after="160" w:line="278" w:lineRule="auto"/>
+              <w:rPr>
+                <w:b/>
+                <w:bCs/>
+              </w:rPr>
+            </w:pPr>
+            <w:r>
+              <w:rPr>
+                <w:b/>
+                <w:bCs/>
+              </w:rPr>
+              <w:t>-sT</w:t>
+            </w:r>
+          </w:p>
+        </w:tc>
+        <w:tc>
+          <w:tcPr>
+            <w:tcW w:w="0" w:type="auto"/>
+            <w:hideMark/>
+          </w:tcPr>
+          <w:p>
+            <w:pPr>
+              <w:spacing w:after="160" w:line="278" w:lineRule="auto"/>
+              <w:rPr>
+                <w:b/>
+                <w:bCs/>
+              </w:rPr>
+            </w:pPr>
+            <w:r>
+              <w:rPr>
+                <w:b/>
+                <w:bCs/>
+              </w:rPr>
+              <w:t>-sS</w:t>
+            </w:r>
+          </w:p>
+        </w:tc>
+        <w:tc>
+          <w:tcPr>
+            <w:tcW w:w="0" w:type="auto"/>
+            <w:hideMark/>
+          </w:tcPr>
+          <w:p>
+            <w:pPr>
+              <w:spacing w:after="160" w:line="278" w:lineRule="auto"/>
+              <w:rPr>
+                <w:b/>
+                <w:bCs/>
+              </w:rPr>
+            </w:pPr>
+            <w:r>
+              <w:rPr>
+                <w:b/>
+                <w:bCs/>
+              </w:rPr>
+              <w:t>Nhận xét</w:t>
+            </w:r>
+          </w:p>
+        </w:tc>
+      </w:tr>
+      <w:tr>
+        <w:tc>
+          <w:tcPr>
+            <w:tcW w:w="0" w:type="auto"/>
+            <w:hideMark/>
+          </w:tcPr>
+          <w:p>
+            <w:pPr>
+              <w:spacing w:after="160" w:line="278" w:lineRule="auto"/>
+            </w:pPr>
+            <w:r>
+              <w:lastRenderedPageBreak/>
+              <w:t>Cổng open</w:t>
+            </w:r>
+          </w:p>
+        </w:tc>
+        <w:tc>
+          <w:tcPr>
+            <w:tcW w:w="0" w:type="auto"/>
+            <w:hideMark/>
+          </w:tcPr>
+          <w:p>
+            <w:pPr>
+              <w:spacing w:after="160" w:line="278" w:lineRule="auto"/>
+            </w:pPr>
+            <w:r>
+              <w:t>23</w:t>
+            </w:r>
+          </w:p>
+        </w:tc>
+        <w:tc>
+          <w:tcPr>
+            <w:tcW w:w="0" w:type="auto"/>
+            <w:hideMark/>
+          </w:tcPr>
+          <w:p>
+            <w:pPr>
+              <w:spacing w:after="160" w:line="278" w:lineRule="auto"/>
+            </w:pPr>
+            <w:r>
+              <w:t>23</w:t>
+            </w:r>
+          </w:p>
+        </w:tc>
+        <w:tc>
+          <w:tcPr>
+            <w:tcW w:w="0" w:type="auto"/>
+            <w:hideMark/>
+          </w:tcPr>
+          <w:p>
+            <w:pPr>
+              <w:spacing w:after="160" w:line="278" w:lineRule="auto"/>
+            </w:pPr>
+            <w:r>
+              <w:t>Giống nhau</w:t>
+            </w:r>
+          </w:p>
+        </w:tc>
+      </w:tr>
+      <w:tr>
+        <w:tc>
+          <w:tcPr>
+            <w:tcW w:w="0" w:type="auto"/>
+            <w:hideMark/>
+          </w:tcPr>
+          <w:p>
+            <w:pPr>
+              <w:spacing w:after="160" w:line="278" w:lineRule="auto"/>
+            </w:pPr>
+            <w:r>
+              <w:t>Cổng closed</w:t>
+            </w:r>
+          </w:p>
+        </w:tc>
+        <w:tc>
+          <w:tcPr>
+            <w:tcW w:w="0" w:type="auto"/>
+            <w:hideMark/>
+          </w:tcPr>
+          <w:p>
+            <w:pPr>
+              <w:spacing w:after="160" w:line="278" w:lineRule="auto"/>
+            </w:pPr>
+            <w:r>
+              <w:t>977</w:t>
+            </w:r>
+          </w:p>
+        </w:tc>
+        <w:tc>
+          <w:tcPr>
+            <w:tcW w:w="0" w:type="auto"/>
+            <w:hideMark/>
+          </w:tcPr>
+          <w:p>
+            <w:pPr>
+              <w:spacing w:after="160" w:line="278" w:lineRule="auto"/>
+            </w:pPr>
+            <w:r>
+              <w:t>977</w:t>
+            </w:r>
+          </w:p>
+        </w:tc>
+        <w:tc>
+          <w:tcPr>
+            <w:tcW w:w="0" w:type="auto"/>
+            <w:hideMark/>
+          </w:tcPr>
+          <w:p>
+            <w:pPr>
+              <w:spacing w:after="160" w:line="278" w:lineRule="auto"/>
+            </w:pPr>
+            <w:r>
+              <w:t>Giống nhau</w:t>
+            </w:r>
+          </w:p>
+        </w:tc>
+      </w:tr>
+      <w:tr>
+        <w:tc>
+          <w:tcPr>
+            <w:tcW w:w="0" w:type="auto"/>
+            <w:hideMark/>
+          </w:tcPr>
+          <w:p>
+            <w:pPr>
+              <w:spacing w:after="160" w:line="278" w:lineRule="auto"/>
+            </w:pPr>
+            <w:r>
+              <w:t>Cổng filtered</w:t>
+            </w:r>
+          </w:p>
+        </w:tc>
+        <w:tc>
+          <w:tcPr>
+            <w:tcW w:w="0" w:type="auto"/>
+            <w:hideMark/>
+          </w:tcPr>
+          <w:p>
+            <w:pPr>
+              <w:spacing w:after="160" w:line="278" w:lineRule="auto"/>
+            </w:pPr>
+            <w:r>
+              <w:t>0</w:t>
+            </w:r>
+          </w:p>
+        </w:tc>
+        <w:tc>
+          <w:tcPr>
+            <w:tcW w:w="0" w:type="auto"/>
+            <w:hideMark/>
+          </w:tcPr>
+          <w:p>
+            <w:pPr>
+              <w:spacing w:after="160" w:line="278" w:lineRule="auto"/>
+            </w:pPr>
+            <w:r>
+              <w:t>0</w:t>
+            </w:r>
+          </w:p>
+        </w:tc>
+        <w:tc>
+          <w:tcPr>
+            <w:tcW w:w="0" w:type="auto"/>
+            <w:hideMark/>
+          </w:tcPr>
+          <w:p>
+            <w:pPr>
+              <w:spacing w:after="160" w:line="278" w:lineRule="auto"/>
+            </w:pPr>
+            <w:r>
+              <w:t>Không phát hiện</w:t>
+            </w:r>
+          </w:p>
+        </w:tc>
+      </w:tr>
+      <w:tr>
+        <w:tc>
+          <w:tcPr>
+            <w:tcW w:w="0" w:type="auto"/>
+            <w:hideMark/>
+          </w:tcPr>
+          <w:p>
+            <w:pPr>
+              <w:spacing w:after="160" w:line="278" w:lineRule="auto"/>
+            </w:pPr>
+            <w:r>
+              <w:t>Thời gian quét</w:t>
+            </w:r>
+          </w:p>
+        </w:tc>
+        <w:tc>
+          <w:tcPr>
+            <w:tcW w:w="0" w:type="auto"/>
+            <w:hideMark/>
+          </w:tcPr>
+          <w:p>
+            <w:pPr>
+              <w:spacing w:after="160" w:line="278" w:lineRule="auto"/>
+            </w:pPr>
+            <w:r>
+              <w:t>6.24s</w:t>
+            </w:r>
+          </w:p>
+        </w:tc>
+        <w:tc>
+          <w:tcPr>
+            <w:tcW w:w="0" w:type="auto"/>
+            <w:hideMark/>
+          </w:tcPr>
+          <w:p>
+            <w:pPr>
+              <w:spacing w:after="160" w:line="278" w:lineRule="auto"/>
+            </w:pPr>
+            <w:r>
+              <w:t>6.22s</w:t>
+            </w:r>
+          </w:p>
+        </w:tc>
+        <w:tc>
+          <w:tcPr>
+            <w:tcW w:w="0" w:type="auto"/>
+            <w:hideMark/>
+          </w:tcPr>
+          <w:p>
+            <w:pPr>
+              <w:spacing w:after="160" w:line="278" w:lineRule="auto"/>
+            </w:pPr>
+            <w:r>
+              <w:t>Gần tương đương</w:t>
+            </w:r>
+          </w:p>
+        </w:tc>
+      </w:tr>
+      <w:tr>
+        <w:tc>
+          <w:tcPr>
+            <w:tcW w:w="0" w:type="auto"/>
+            <w:hideMark/>
+          </w:tcPr>
+          <w:p>
+            <w:pPr>
+              <w:spacing w:after="160" w:line="278" w:lineRule="auto"/>
+            </w:pPr>
+            <w:r>
+              <w:t>Quyền cần thiết</w:t>
+            </w:r>
+          </w:p>
+        </w:tc>
+        <w:tc>
+          <w:tcPr>
+            <w:tcW w:w="0" w:type="auto"/>
+            <w:hideMark/>
+          </w:tcPr>
+          <w:p>
+            <w:pPr>
+              <w:spacing w:after="160" w:line="278" w:lineRule="auto"/>
+            </w:pPr>
+            <w:r>
+              <w:t>Không cần root</w:t>
+            </w:r>
+          </w:p>
+        </w:tc>
+        <w:tc>
+          <w:tcPr>
+            <w:tcW w:w="0" w:type="auto"/>
+            <w:hideMark/>
+          </w:tcPr>
+          <w:p>
+            <w:pPr>
+              <w:spacing w:after="160" w:line="278" w:lineRule="auto"/>
+            </w:pPr>
+            <w:r>
+              <w:t>Cần sudo/root</w:t>
+            </w:r>
+          </w:p>
+        </w:tc>
+        <w:tc>
+          <w:tcPr>
+            <w:tcW w:w="0" w:type="auto"/>
+            <w:hideMark/>
+          </w:tcPr>
+          <w:p>
+            <w:pPr>
+              <w:spacing w:after="160" w:line="278" w:lineRule="auto"/>
+            </w:pPr>
+            <w:r>
+              <w:t>-sS cần quyền cao hơn</w:t>
+            </w:r>
+          </w:p>
+        </w:tc>
+      </w:tr>
+    </w:tbl>
+    <w:p/>
+    <w:p>
+      <w:pPr>
+        <w:rPr>
+          <w:b/>
+          <w:bCs/>
+        </w:rPr>
+      </w:pPr>
+      <w:r>
+        <w:rPr>
+          <w:b/>
+          <w:bCs/>
+        </w:rPr>
+        <w:t>6.3. FIN / Xmas / NULL scan</w:t>
+      </w:r>
+    </w:p>
+    <w:p>
+      <w:pPr>
+        <w:jc w:val="center"/>
+      </w:pPr>
+      <w:r>
+        <w:rPr>
+          <w:noProof/>
+        </w:rPr>
+        <w:drawing>
+          <wp:inline distT="0" distB="0" distL="0" distR="0" wp14:anchorId="5A5E0B43" wp14:editId="64E2FB74">
+            <wp:extent cx="5544324" cy="5106113"/>
+            <wp:effectExtent l="0" t="0" r="0" b="0"/>
+            <wp:docPr id="228464087" name="Picture 1"/>
+            <wp:cNvGraphicFramePr>
+              <a:graphicFrameLocks xmlns:a="http://schemas.openxmlformats.org/drawingml/2006/main" noChangeAspect="1"/>
+            </wp:cNvGraphicFramePr>
+            <a:graphic xmlns:a="http://schemas.openxmlformats.org/drawingml/2006/main">
+              <a:graphicData uri="http://schemas.openxmlformats.org/drawingml/2006/picture">
+                <pic:pic xmlns:pic="http://schemas.openxmlformats.org/drawingml/2006/picture">
+                  <pic:nvPicPr>
+                    <pic:cNvPr id="228464087" name=""/>
+                    <pic:cNvPicPr/>
+                  </pic:nvPicPr>
+                  <pic:blipFill>
+                    <a:blip r:embed="rId14"/>
+                    <a:stretch>
+                      <a:fillRect/>
+                    </a:stretch>
+                  </pic:blipFill>
+                  <pic:spPr>
+                    <a:xfrm>
+                      <a:off x="0" y="0"/>
+                      <a:ext cx="5544324" cy="5106113"/>
+                    </a:xfrm>
+                    <a:prstGeom prst="rect">
+                      <a:avLst/>
+                    </a:prstGeom>
+                  </pic:spPr>
+                </pic:pic>
+              </a:graphicData>
+            </a:graphic>
+          </wp:inline>
+        </w:drawing>
+      </w:r>
+    </w:p>
+    <w:p>
+      <w:pPr>
+        <w:jc w:val="center"/>
+        <w:rPr>
+          <w:b/>
+          <w:bCs/>
+        </w:rPr>
+      </w:pPr>
+      <w:r>
+        <w:rPr>
+          <w:b/>
+          <w:bCs/>
+        </w:rPr>
+        <w:t xml:space="preserve">Hình: </w:t>
+      </w:r>
+      <w:r>
+        <w:rPr>
+          <w:b/>
+          <w:bCs/>
+        </w:rPr>
+        <w:t>Kết quả FIN Scan (-sF) trên Metasploitable 2.</w:t>
+      </w:r>
+    </w:p>
+    <w:p>
+      <w:pPr>
+        <w:rPr>
+          <w:b/>
+          <w:bCs/>
+        </w:rPr>
+      </w:pPr>
+    </w:p>
+    <w:p>
+      <w:pPr>
+        <w:rPr>
+          <w:b/>
+          <w:bCs/>
+        </w:rPr>
+      </w:pPr>
+    </w:p>
+    <w:p>
+      <w:pPr>
+        <w:rPr>
+          <w:b/>
+          <w:bCs/>
+        </w:rPr>
+      </w:pPr>
+    </w:p>
+    <w:p>
+      <w:pPr>
+        <w:rPr>
+          <w:b/>
+          <w:bCs/>
+        </w:rPr>
+      </w:pPr>
+    </w:p>
+    <w:p>
+      <w:pPr>
+        <w:rPr>
+          <w:b/>
+          <w:bCs/>
+        </w:rPr>
+      </w:pPr>
+    </w:p>
+    <w:p>
+      <w:pPr>
+        <w:rPr>
+          <w:b/>
+          <w:bCs/>
+        </w:rPr>
+      </w:pPr>
+    </w:p>
+    <w:p>
+      <w:pPr>
+        <w:rPr>
+          <w:b/>
+          <w:bCs/>
+        </w:rPr>
+      </w:pPr>
+    </w:p>
+    <w:p>
+      <w:pPr>
+        <w:jc w:val="center"/>
+      </w:pPr>
+      <w:r>
+        <w:rPr>
+          <w:noProof/>
+        </w:rPr>
+        <w:drawing>
+          <wp:inline distT="0" distB="0" distL="0" distR="0" wp14:anchorId="557B4CF6" wp14:editId="7644541A">
+            <wp:extent cx="5487166" cy="5220429"/>
+            <wp:effectExtent l="0" t="0" r="0" b="0"/>
+            <wp:docPr id="259853940" name="Picture 1"/>
+            <wp:cNvGraphicFramePr>
+              <a:graphicFrameLocks xmlns:a="http://schemas.openxmlformats.org/drawingml/2006/main" noChangeAspect="1"/>
+            </wp:cNvGraphicFramePr>
+            <a:graphic xmlns:a="http://schemas.openxmlformats.org/drawingml/2006/main">
+              <a:graphicData uri="http://schemas.openxmlformats.org/drawingml/2006/picture">
+                <pic:pic xmlns:pic="http://schemas.openxmlformats.org/drawingml/2006/picture">
+                  <pic:nvPicPr>
+                    <pic:cNvPr id="259853940" name=""/>
+                    <pic:cNvPicPr/>
+                  </pic:nvPicPr>
+                  <pic:blipFill>
+                    <a:blip r:embed="rId15"/>
+                    <a:stretch>
+                      <a:fillRect/>
+                    </a:stretch>
+                  </pic:blipFill>
+                  <pic:spPr>
+                    <a:xfrm>
+                      <a:off x="0" y="0"/>
+                      <a:ext cx="5487166" cy="5220429"/>
+                    </a:xfrm>
+                    <a:prstGeom prst="rect">
+                      <a:avLst/>
+                    </a:prstGeom>
+                  </pic:spPr>
+                </pic:pic>
+              </a:graphicData>
+            </a:graphic>
+          </wp:inline>
+        </w:drawing>
+      </w:r>
+    </w:p>
+    <w:p>
+      <w:pPr>
+        <w:jc w:val="center"/>
+        <w:rPr>
+          <w:b/>
+          <w:bCs/>
+        </w:rPr>
+      </w:pPr>
+      <w:r>
+        <w:rPr>
+          <w:b/>
+          <w:bCs/>
+        </w:rPr>
+        <w:t xml:space="preserve">Hình: </w:t>
+      </w:r>
+      <w:r>
+        <w:rPr>
+          <w:b/>
+          <w:bCs/>
+        </w:rPr>
+        <w:t>Kết quả Xmas Scan (-sX) trên Metasploitable 2.</w:t>
+      </w:r>
+    </w:p>
+    <w:p>
+      <w:pPr>
+        <w:jc w:val="center"/>
+      </w:pPr>
+      <w:r>
+        <w:rPr>
+          <w:noProof/>
+        </w:rPr>
+        <w:lastRenderedPageBreak/>
+        <w:drawing>
+          <wp:inline distT="0" distB="0" distL="0" distR="0" wp14:anchorId="2D9ECBF4" wp14:editId="40032AAE">
+            <wp:extent cx="5677692" cy="5277587"/>
+            <wp:effectExtent l="0" t="0" r="0" b="0"/>
+            <wp:docPr id="493818093" name="Picture 1"/>
+            <wp:cNvGraphicFramePr>
+              <a:graphicFrameLocks xmlns:a="http://schemas.openxmlformats.org/drawingml/2006/main" noChangeAspect="1"/>
+            </wp:cNvGraphicFramePr>
+            <a:graphic xmlns:a="http://schemas.openxmlformats.org/drawingml/2006/main">
+              <a:graphicData uri="http://schemas.openxmlformats.org/drawingml/2006/picture">
+                <pic:pic xmlns:pic="http://schemas.openxmlformats.org/drawingml/2006/picture">
+                  <pic:nvPicPr>
+                    <pic:cNvPr id="493818093" name=""/>
+                    <pic:cNvPicPr/>
+                  </pic:nvPicPr>
+                  <pic:blipFill>
+                    <a:blip r:embed="rId16"/>
+                    <a:stretch>
+                      <a:fillRect/>
+                    </a:stretch>
+                  </pic:blipFill>
+                  <pic:spPr>
+                    <a:xfrm>
+                      <a:off x="0" y="0"/>
+                      <a:ext cx="5677692" cy="5277587"/>
+                    </a:xfrm>
+                    <a:prstGeom prst="rect">
+                      <a:avLst/>
+                    </a:prstGeom>
+                  </pic:spPr>
+                </pic:pic>
+              </a:graphicData>
+            </a:graphic>
+          </wp:inline>
+        </w:drawing>
+      </w:r>
+    </w:p>
+    <w:p>
+      <w:pPr>
+        <w:jc w:val="center"/>
+        <w:rPr>
+          <w:b/>
+          <w:bCs/>
+        </w:rPr>
+      </w:pPr>
+      <w:r>
+        <w:rPr>
+          <w:b/>
+          <w:bCs/>
+        </w:rPr>
+        <w:t xml:space="preserve">Hình: </w:t>
+      </w:r>
+      <w:r>
+        <w:rPr>
+          <w:b/>
+          <w:bCs/>
+        </w:rPr>
+        <w:t>Kết quả NULL Scan (-sN) trên Metasploitable 2.</w:t>
+      </w:r>
+    </w:p>
+    <w:p>
+      <w:pPr>
+        <w:rPr>
+          <w:b/>
+          <w:bCs/>
+        </w:rPr>
+      </w:pPr>
+      <w:r>
+        <w:rPr>
+          <w:b/>
+          <w:bCs/>
+        </w:rPr>
+        <w:t>6.4. ACK scan - quan sát chính sách lọc</w:t>
+      </w:r>
+    </w:p>
+    <w:p>
+      <w:pPr>
+        <w:jc w:val="center"/>
+      </w:pPr>
+      <w:r>
+        <w:rPr>
+          <w:noProof/>
+        </w:rPr>
+        <w:drawing>
+          <wp:inline distT="0" distB="0" distL="0" distR="0" wp14:anchorId="6AEAFFE9" wp14:editId="5468824F">
+            <wp:extent cx="5115639" cy="1648055"/>
+            <wp:effectExtent l="0" t="0" r="8890" b="9525"/>
+            <wp:docPr id="1926958934" name="Picture 1"/>
+            <wp:cNvGraphicFramePr>
+              <a:graphicFrameLocks xmlns:a="http://schemas.openxmlformats.org/drawingml/2006/main" noChangeAspect="1"/>
+            </wp:cNvGraphicFramePr>
+            <a:graphic xmlns:a="http://schemas.openxmlformats.org/drawingml/2006/main">
+              <a:graphicData uri="http://schemas.openxmlformats.org/drawingml/2006/picture">
+                <pic:pic xmlns:pic="http://schemas.openxmlformats.org/drawingml/2006/picture">
+                  <pic:nvPicPr>
+                    <pic:cNvPr id="1926958934" name=""/>
+                    <pic:cNvPicPr/>
+                  </pic:nvPicPr>
+                  <pic:blipFill>
+                    <a:blip r:embed="rId17"/>
+                    <a:stretch>
+                      <a:fillRect/>
+                    </a:stretch>
+                  </pic:blipFill>
+                  <pic:spPr>
+                    <a:xfrm>
+                      <a:off x="0" y="0"/>
+                      <a:ext cx="5115639" cy="1648055"/>
+                    </a:xfrm>
+                    <a:prstGeom prst="rect">
+                      <a:avLst/>
+                    </a:prstGeom>
+                  </pic:spPr>
+                </pic:pic>
+              </a:graphicData>
+            </a:graphic>
+          </wp:inline>
+        </w:drawing>
+      </w:r>
+    </w:p>
+    <w:p>
+      <w:pPr>
+        <w:jc w:val="center"/>
+        <w:rPr>
+          <w:b/>
+          <w:bCs/>
+        </w:rPr>
+      </w:pPr>
+      <w:r>
+        <w:rPr>
+          <w:b/>
+          <w:bCs/>
+        </w:rPr>
+        <w:t xml:space="preserve">Hình: </w:t>
+      </w:r>
+      <w:r>
+        <w:rPr>
+          <w:b/>
+          <w:bCs/>
+        </w:rPr>
+        <w:t>Kết quả ACK Scan (-sA) trên Metasploitable 2.</w:t>
+      </w:r>
+    </w:p>
+    <w:p>
+      <w:r>
+        <w:lastRenderedPageBreak/>
+        <w:t>Kết quả cho thấy 1000 cổng ở trạng thái unfiltered. ACK Scan dùng để quan sát chính sách lọc, không dùng để khẳng định cổng đang mở.</w:t>
+      </w:r>
+    </w:p>
+    <w:p>
+      <w:pPr>
+        <w:rPr>
+          <w:b/>
+          <w:bCs/>
+        </w:rPr>
+      </w:pPr>
+      <w:r>
+        <w:rPr>
+          <w:b/>
+          <w:bCs/>
+        </w:rPr>
+        <w:t>7. Quét UDP có kiểm soát</w:t>
+      </w:r>
+    </w:p>
+    <w:p>
+      <w:pPr>
+        <w:jc w:val="center"/>
+      </w:pPr>
+      <w:r>
+        <w:rPr>
+          <w:noProof/>
+        </w:rPr>
+        <w:drawing>
+          <wp:inline distT="0" distB="0" distL="0" distR="0" wp14:anchorId="1622A08C" wp14:editId="4975E4D0">
+            <wp:extent cx="5058481" cy="4753638"/>
+            <wp:effectExtent l="0" t="0" r="8890" b="8890"/>
+            <wp:docPr id="1784795768" name="Picture 1"/>
+            <wp:cNvGraphicFramePr>
+              <a:graphicFrameLocks xmlns:a="http://schemas.openxmlformats.org/drawingml/2006/main" noChangeAspect="1"/>
+            </wp:cNvGraphicFramePr>
+            <a:graphic xmlns:a="http://schemas.openxmlformats.org/drawingml/2006/main">
+              <a:graphicData uri="http://schemas.openxmlformats.org/drawingml/2006/picture">
+                <pic:pic xmlns:pic="http://schemas.openxmlformats.org/drawingml/2006/picture">
+                  <pic:nvPicPr>
+                    <pic:cNvPr id="1784795768" name=""/>
+                    <pic:cNvPicPr/>
+                  </pic:nvPicPr>
+                  <pic:blipFill>
+                    <a:blip r:embed="rId18"/>
+                    <a:stretch>
+                      <a:fillRect/>
+                    </a:stretch>
+                  </pic:blipFill>
+                  <pic:spPr>
+                    <a:xfrm>
+                      <a:off x="0" y="0"/>
+                      <a:ext cx="5058481" cy="4753638"/>
+                    </a:xfrm>
+                    <a:prstGeom prst="rect">
+                      <a:avLst/>
+                    </a:prstGeom>
+                  </pic:spPr>
+                </pic:pic>
+              </a:graphicData>
+            </a:graphic>
+          </wp:inline>
+        </w:drawing>
+      </w:r>
+    </w:p>
+    <w:p>
+      <w:pPr>
+        <w:jc w:val="center"/>
+        <w:rPr>
+          <w:b/>
+          <w:bCs/>
+        </w:rPr>
+      </w:pPr>
+      <w:r>
+        <w:rPr>
+          <w:b/>
+          <w:bCs/>
+        </w:rPr>
+        <w:t xml:space="preserve">Hình: </w:t>
+      </w:r>
+      <w:r>
+        <w:rPr>
+          <w:b/>
+          <w:bCs/>
+        </w:rPr>
+        <w:t>Kết quả quét 20 cổng UDP phổ biến trên Metasploitable 2.</w:t>
+      </w:r>
+    </w:p>
+    <w:tbl>
+      <w:tblPr>
+        <w:tblStyle w:val="TableGrid"/>
+        <w:tblW w:w="0" w:type="auto"/>
+        <w:tblLook w:val="04A0" w:firstRow="1" w:lastRow="0" w:firstColumn="1" w:lastColumn="0" w:noHBand="0" w:noVBand="1"/>
+      </w:tblPr>
+      <w:tblGrid>
+        <w:gridCol w:w="1408"/>
+        <w:gridCol w:w="1525"/>
+        <w:gridCol w:w="1285"/>
+        <w:gridCol w:w="4635"/>
+      </w:tblGrid>
+      <w:tr>
+        <w:tc>
+          <w:tcPr>
+            <w:tcW w:w="0" w:type="auto"/>
+            <w:hideMark/>
+          </w:tcPr>
+          <w:p>
+            <w:pPr>
+              <w:spacing w:after="160" w:line="278" w:lineRule="auto"/>
+              <w:rPr>
+                <w:b/>
+                <w:bCs/>
+              </w:rPr>
+            </w:pPr>
+            <w:r>
+              <w:rPr>
+                <w:b/>
+                <w:bCs/>
+              </w:rPr>
+              <w:t>Cổng UDP</w:t>
+            </w:r>
+          </w:p>
+        </w:tc>
+        <w:tc>
+          <w:tcPr>
+            <w:tcW w:w="0" w:type="auto"/>
+            <w:hideMark/>
+          </w:tcPr>
+          <w:p>
+            <w:pPr>
+              <w:spacing w:after="160" w:line="278" w:lineRule="auto"/>
+              <w:rPr>
+                <w:b/>
+                <w:bCs/>
+              </w:rPr>
+            </w:pPr>
+            <w:r>
+              <w:rPr>
+                <w:b/>
+                <w:bCs/>
+              </w:rPr>
+              <w:t>Trạng thái</w:t>
+            </w:r>
+          </w:p>
+        </w:tc>
+        <w:tc>
+          <w:tcPr>
+            <w:tcW w:w="0" w:type="auto"/>
+            <w:hideMark/>
+          </w:tcPr>
+          <w:p>
+            <w:pPr>
+              <w:spacing w:after="160" w:line="278" w:lineRule="auto"/>
+              <w:rPr>
+                <w:b/>
+                <w:bCs/>
+              </w:rPr>
+            </w:pPr>
+            <w:r>
+              <w:rPr>
+                <w:b/>
+                <w:bCs/>
+              </w:rPr>
+              <w:t>Dịch vụ</w:t>
+            </w:r>
+          </w:p>
+        </w:tc>
+        <w:tc>
+          <w:tcPr>
+            <w:tcW w:w="0" w:type="auto"/>
+            <w:hideMark/>
+          </w:tcPr>
+          <w:p>
+            <w:pPr>
+              <w:spacing w:after="160" w:line="278" w:lineRule="auto"/>
+              <w:rPr>
+                <w:b/>
+                <w:bCs/>
+              </w:rPr>
+            </w:pPr>
+            <w:r>
+              <w:rPr>
+                <w:b/>
+                <w:bCs/>
+              </w:rPr>
+              <w:t>Giải thích</w:t>
+            </w:r>
+          </w:p>
+        </w:tc>
+      </w:tr>
+      <w:tr>
+        <w:tc>
+          <w:tcPr>
+            <w:tcW w:w="0" w:type="auto"/>
+            <w:hideMark/>
+          </w:tcPr>
+          <w:p>
+            <w:pPr>
+              <w:spacing w:after="160" w:line="278" w:lineRule="auto"/>
+            </w:pPr>
+            <w:r>
+              <w:t>53</w:t>
+            </w:r>
+          </w:p>
+        </w:tc>
+        <w:tc>
+          <w:tcPr>
+            <w:tcW w:w="0" w:type="auto"/>
+            <w:hideMark/>
+          </w:tcPr>
+          <w:p>
+            <w:pPr>
+              <w:spacing w:after="160" w:line="278" w:lineRule="auto"/>
+            </w:pPr>
+            <w:r>
+              <w:t>open</w:t>
+            </w:r>
+          </w:p>
+        </w:tc>
+        <w:tc>
+          <w:tcPr>
+            <w:tcW w:w="0" w:type="auto"/>
+            <w:hideMark/>
+          </w:tcPr>
+          <w:p>
+            <w:pPr>
+              <w:spacing w:after="160" w:line="278" w:lineRule="auto"/>
+            </w:pPr>
+            <w:r>
+              <w:t>domain</w:t>
+            </w:r>
+          </w:p>
+        </w:tc>
+        <w:tc>
+          <w:tcPr>
+            <w:tcW w:w="0" w:type="auto"/>
+            <w:hideMark/>
+          </w:tcPr>
+          <w:p>
+            <w:pPr>
+              <w:spacing w:after="160" w:line="278" w:lineRule="auto"/>
+            </w:pPr>
+            <w:r>
+              <w:t>Dịch vụ DNS phản hồi</w:t>
+            </w:r>
+          </w:p>
+        </w:tc>
+      </w:tr>
+      <w:tr>
+        <w:tc>
+          <w:tcPr>
+            <w:tcW w:w="0" w:type="auto"/>
+            <w:hideMark/>
+          </w:tcPr>
+          <w:p>
+            <w:pPr>
+              <w:spacing w:after="160" w:line="278" w:lineRule="auto"/>
+            </w:pPr>
+            <w:r>
+              <w:t>67</w:t>
+            </w:r>
+          </w:p>
+        </w:tc>
+        <w:tc>
+          <w:tcPr>
+            <w:tcW w:w="0" w:type="auto"/>
+            <w:hideMark/>
+          </w:tcPr>
+          <w:p>
+            <w:pPr>
+              <w:spacing w:after="160" w:line="278" w:lineRule="auto"/>
+            </w:pPr>
+            <w:r>
+              <w:t>open|filtered</w:t>
+            </w:r>
+          </w:p>
+        </w:tc>
+        <w:tc>
+          <w:tcPr>
+            <w:tcW w:w="0" w:type="auto"/>
+            <w:hideMark/>
+          </w:tcPr>
+          <w:p>
+            <w:pPr>
+              <w:spacing w:after="160" w:line="278" w:lineRule="auto"/>
+            </w:pPr>
+            <w:r>
+              <w:t>dhcps</w:t>
+            </w:r>
+          </w:p>
+        </w:tc>
+        <w:tc>
+          <w:tcPr>
+            <w:tcW w:w="0" w:type="auto"/>
+            <w:hideMark/>
+          </w:tcPr>
+          <w:p>
+            <w:pPr>
+              <w:spacing w:after="160" w:line="278" w:lineRule="auto"/>
+            </w:pPr>
+            <w:r>
+              <w:t>Không xác định chắc chắn open hay bị lọc</w:t>
+            </w:r>
+          </w:p>
+        </w:tc>
+      </w:tr>
+      <w:tr>
+        <w:tc>
+          <w:tcPr>
+            <w:tcW w:w="0" w:type="auto"/>
+            <w:hideMark/>
+          </w:tcPr>
+          <w:p>
+            <w:pPr>
+              <w:spacing w:after="160" w:line="278" w:lineRule="auto"/>
+            </w:pPr>
+            <w:r>
+              <w:t>137</w:t>
+            </w:r>
+          </w:p>
+        </w:tc>
+        <w:tc>
+          <w:tcPr>
+            <w:tcW w:w="0" w:type="auto"/>
+            <w:hideMark/>
+          </w:tcPr>
+          <w:p>
+            <w:pPr>
+              <w:spacing w:after="160" w:line="278" w:lineRule="auto"/>
+            </w:pPr>
+            <w:r>
+              <w:t>open</w:t>
+            </w:r>
+          </w:p>
+        </w:tc>
+        <w:tc>
+          <w:tcPr>
+            <w:tcW w:w="0" w:type="auto"/>
+            <w:hideMark/>
+          </w:tcPr>
+          <w:p>
+            <w:pPr>
+              <w:spacing w:after="160" w:line="278" w:lineRule="auto"/>
+            </w:pPr>
+            <w:r>
+              <w:t>netbios-ns</w:t>
+            </w:r>
+          </w:p>
+        </w:tc>
+        <w:tc>
+          <w:tcPr>
+            <w:tcW w:w="0" w:type="auto"/>
+            <w:hideMark/>
+          </w:tcPr>
+          <w:p>
+            <w:pPr>
+              <w:spacing w:after="160" w:line="278" w:lineRule="auto"/>
+            </w:pPr>
+            <w:r>
+              <w:t>Dịch vụ NetBIOS Name Service phản hồi</w:t>
+            </w:r>
+          </w:p>
+        </w:tc>
+      </w:tr>
+    </w:tbl>
+    <w:p/>
+    <w:p>
+      <w:pPr>
+        <w:rPr>
+          <w:b/>
+          <w:bCs/>
+        </w:rPr>
+      </w:pPr>
+      <w:r>
+        <w:rPr>
+          <w:b/>
+          <w:bCs/>
+        </w:rPr>
+        <w:t xml:space="preserve">8. Nhận diện dịch vụ và hệ điều hành </w:t>
+      </w:r>
+    </w:p>
+    <w:p>
+      <w:pPr>
+        <w:rPr>
+          <w:b/>
+          <w:bCs/>
+        </w:rPr>
+      </w:pPr>
+      <w:r>
+        <w:rPr>
+          <w:b/>
+          <w:bCs/>
+        </w:rPr>
+        <w:lastRenderedPageBreak/>
+        <w:t>8.1. Version detection (-sV)</w:t>
+      </w:r>
+      <w:r>
+        <w:rPr>
+          <w:b/>
+          <w:bCs/>
+          <w:noProof/>
+        </w:rPr>
+        <w:drawing>
+          <wp:inline distT="0" distB="0" distL="0" distR="0" wp14:anchorId="03F4F65E" wp14:editId="4406E8B8">
+            <wp:extent cx="5943600" cy="3309620"/>
+            <wp:effectExtent l="0" t="0" r="0" b="5080"/>
+            <wp:docPr id="1873251535" name="Picture 1"/>
+            <wp:cNvGraphicFramePr>
+              <a:graphicFrameLocks xmlns:a="http://schemas.openxmlformats.org/drawingml/2006/main" noChangeAspect="1"/>
+            </wp:cNvGraphicFramePr>
+            <a:graphic xmlns:a="http://schemas.openxmlformats.org/drawingml/2006/main">
+              <a:graphicData uri="http://schemas.openxmlformats.org/drawingml/2006/picture">
+                <pic:pic xmlns:pic="http://schemas.openxmlformats.org/drawingml/2006/picture">
+                  <pic:nvPicPr>
+                    <pic:cNvPr id="1873251535" name=""/>
+                    <pic:cNvPicPr/>
+                  </pic:nvPicPr>
+                  <pic:blipFill>
+                    <a:blip r:embed="rId19"/>
+                    <a:stretch>
+                      <a:fillRect/>
+                    </a:stretch>
+                  </pic:blipFill>
+                  <pic:spPr>
+                    <a:xfrm>
+                      <a:off x="0" y="0"/>
+                      <a:ext cx="5943600" cy="3309620"/>
+                    </a:xfrm>
+                    <a:prstGeom prst="rect">
+                      <a:avLst/>
+                    </a:prstGeom>
+                  </pic:spPr>
+                </pic:pic>
+              </a:graphicData>
+            </a:graphic>
+          </wp:inline>
+        </w:drawing>
+      </w:r>
+    </w:p>
+    <w:p>
+      <w:pPr>
+        <w:jc w:val="center"/>
+        <w:rPr>
+          <w:b/>
+          <w:bCs/>
+        </w:rPr>
+      </w:pPr>
+      <w:r>
+        <w:rPr>
+          <w:b/>
+          <w:bCs/>
+        </w:rPr>
+        <w:t xml:space="preserve">Hình: </w:t>
+      </w:r>
+      <w:r>
+        <w:rPr>
+          <w:b/>
+          <w:bCs/>
+        </w:rPr>
+        <w:t>Kết quả nhận diện phiên bản dịch vụ (-sV) trên Metasploitable 2.</w:t>
+      </w:r>
+    </w:p>
+    <w:tbl>
+      <w:tblPr>
+        <w:tblStyle w:val="TableGrid"/>
+        <w:tblW w:w="0" w:type="auto"/>
+        <w:tblLook w:val="04A0" w:firstRow="1" w:lastRow="0" w:firstColumn="1" w:lastColumn="0" w:noHBand="0" w:noVBand="1"/>
+      </w:tblPr>
+      <w:tblGrid>
+        <w:gridCol w:w="736"/>
+        <w:gridCol w:w="1150"/>
+        <w:gridCol w:w="1069"/>
+        <w:gridCol w:w="4010"/>
+      </w:tblGrid>
+      <w:tr>
+        <w:tc>
+          <w:tcPr>
+            <w:tcW w:w="0" w:type="auto"/>
+            <w:hideMark/>
+          </w:tcPr>
+          <w:p>
+            <w:pPr>
+              <w:spacing w:after="160" w:line="278" w:lineRule="auto"/>
+              <w:rPr>
+                <w:b/>
+                <w:bCs/>
+              </w:rPr>
+            </w:pPr>
+            <w:r>
+              <w:rPr>
+                <w:b/>
+                <w:bCs/>
+              </w:rPr>
+              <w:t>Port</w:t>
+            </w:r>
+          </w:p>
+        </w:tc>
+        <w:tc>
+          <w:tcPr>
+            <w:tcW w:w="0" w:type="auto"/>
+            <w:hideMark/>
+          </w:tcPr>
+          <w:p>
+            <w:pPr>
+              <w:spacing w:after="160" w:line="278" w:lineRule="auto"/>
+              <w:rPr>
+                <w:b/>
+                <w:bCs/>
+              </w:rPr>
+            </w:pPr>
+            <w:r>
+              <w:rPr>
+                <w:b/>
+                <w:bCs/>
+              </w:rPr>
+              <w:t>Protocol</w:t>
+            </w:r>
+          </w:p>
+        </w:tc>
+        <w:tc>
+          <w:tcPr>
+            <w:tcW w:w="0" w:type="auto"/>
+            <w:hideMark/>
+          </w:tcPr>
+          <w:p>
+            <w:pPr>
+              <w:spacing w:after="160" w:line="278" w:lineRule="auto"/>
+              <w:rPr>
+                <w:b/>
+                <w:bCs/>
+              </w:rPr>
+            </w:pPr>
+            <w:r>
+              <w:rPr>
+                <w:b/>
+                <w:bCs/>
+              </w:rPr>
+              <w:t>Service</w:t>
+            </w:r>
+          </w:p>
+        </w:tc>
+        <w:tc>
+          <w:tcPr>
+            <w:tcW w:w="0" w:type="auto"/>
+            <w:hideMark/>
+          </w:tcPr>
+          <w:p>
+            <w:pPr>
+              <w:spacing w:after="160" w:line="278" w:lineRule="auto"/>
+              <w:rPr>
+                <w:b/>
+                <w:bCs/>
+              </w:rPr>
+            </w:pPr>
+            <w:r>
+              <w:rPr>
+                <w:b/>
+                <w:bCs/>
+              </w:rPr>
+              <w:t>Version Nmap phát hiện</w:t>
+            </w:r>
+          </w:p>
+        </w:tc>
+      </w:tr>
+      <w:tr>
+        <w:tc>
+          <w:tcPr>
+            <w:tcW w:w="0" w:type="auto"/>
+            <w:hideMark/>
+          </w:tcPr>
+          <w:p>
+            <w:pPr>
+              <w:spacing w:after="160" w:line="278" w:lineRule="auto"/>
+            </w:pPr>
+            <w:r>
+              <w:t>21</w:t>
+            </w:r>
+          </w:p>
+        </w:tc>
+        <w:tc>
+          <w:tcPr>
+            <w:tcW w:w="0" w:type="auto"/>
+            <w:hideMark/>
+          </w:tcPr>
+          <w:p>
+            <w:pPr>
+              <w:spacing w:after="160" w:line="278" w:lineRule="auto"/>
+            </w:pPr>
+            <w:r>
+              <w:t>TCP</w:t>
+            </w:r>
+          </w:p>
+        </w:tc>
+        <w:tc>
+          <w:tcPr>
+            <w:tcW w:w="0" w:type="auto"/>
+            <w:hideMark/>
+          </w:tcPr>
+          <w:p>
+            <w:pPr>
+              <w:spacing w:after="160" w:line="278" w:lineRule="auto"/>
+            </w:pPr>
+            <w:r>
+              <w:t>FTP</w:t>
+            </w:r>
+          </w:p>
+        </w:tc>
+        <w:tc>
+          <w:tcPr>
+            <w:tcW w:w="0" w:type="auto"/>
+            <w:hideMark/>
+          </w:tcPr>
+          <w:p>
+            <w:pPr>
+              <w:spacing w:after="160" w:line="278" w:lineRule="auto"/>
+            </w:pPr>
+            <w:r>
+              <w:t>vsftpd 2.3.4</w:t>
+            </w:r>
+          </w:p>
+        </w:tc>
+      </w:tr>
+      <w:tr>
+        <w:tc>
+          <w:tcPr>
+            <w:tcW w:w="0" w:type="auto"/>
+            <w:hideMark/>
+          </w:tcPr>
+          <w:p>
+            <w:pPr>
+              <w:spacing w:after="160" w:line="278" w:lineRule="auto"/>
+            </w:pPr>
+            <w:r>
+              <w:t>22</w:t>
+            </w:r>
+          </w:p>
+        </w:tc>
+        <w:tc>
+          <w:tcPr>
+            <w:tcW w:w="0" w:type="auto"/>
+            <w:hideMark/>
+          </w:tcPr>
+          <w:p>
+            <w:pPr>
+              <w:spacing w:after="160" w:line="278" w:lineRule="auto"/>
+            </w:pPr>
+            <w:r>
+              <w:t>TCP</w:t>
+            </w:r>
+          </w:p>
+        </w:tc>
+        <w:tc>
+          <w:tcPr>
+            <w:tcW w:w="0" w:type="auto"/>
+            <w:hideMark/>
+          </w:tcPr>
+          <w:p>
+            <w:pPr>
+              <w:spacing w:after="160" w:line="278" w:lineRule="auto"/>
+            </w:pPr>
+            <w:r>
+              <w:t>SSH</w:t>
+            </w:r>
+          </w:p>
+        </w:tc>
+        <w:tc>
+          <w:tcPr>
+            <w:tcW w:w="0" w:type="auto"/>
+            <w:hideMark/>
+          </w:tcPr>
+          <w:p>
+            <w:pPr>
+              <w:spacing w:after="160" w:line="278" w:lineRule="auto"/>
+            </w:pPr>
+            <w:r>
+              <w:t>OpenSSH 4.7p1 Debian 8ubuntu1</w:t>
+            </w:r>
+          </w:p>
+        </w:tc>
+      </w:tr>
+      <w:tr>
+        <w:tc>
+          <w:tcPr>
+            <w:tcW w:w="0" w:type="auto"/>
+            <w:hideMark/>
+          </w:tcPr>
+          <w:p>
+            <w:pPr>
+              <w:spacing w:after="160" w:line="278" w:lineRule="auto"/>
+            </w:pPr>
+            <w:r>
+              <w:t>80</w:t>
+            </w:r>
+          </w:p>
+        </w:tc>
+        <w:tc>
+          <w:tcPr>
+            <w:tcW w:w="0" w:type="auto"/>
+            <w:hideMark/>
+          </w:tcPr>
+          <w:p>
+            <w:pPr>
+              <w:spacing w:after="160" w:line="278" w:lineRule="auto"/>
+            </w:pPr>
+            <w:r>
+              <w:t>TCP</w:t>
+            </w:r>
+          </w:p>
+        </w:tc>
+        <w:tc>
+          <w:tcPr>
+            <w:tcW w:w="0" w:type="auto"/>
+            <w:hideMark/>
+          </w:tcPr>
+          <w:p>
+            <w:pPr>
+              <w:spacing w:after="160" w:line="278" w:lineRule="auto"/>
+            </w:pPr>
+            <w:r>
+              <w:t>HTTP</w:t>
+            </w:r>
+          </w:p>
+        </w:tc>
+        <w:tc>
+          <w:tcPr>
+            <w:tcW w:w="0" w:type="auto"/>
+            <w:hideMark/>
+          </w:tcPr>
+          <w:p>
+            <w:pPr>
+              <w:spacing w:after="160" w:line="278" w:lineRule="auto"/>
+            </w:pPr>
+            <w:r>
+              <w:t>Apache httpd 2.2.8 (Ubuntu) DAV/2</w:t>
+            </w:r>
+          </w:p>
+        </w:tc>
+      </w:tr>
+      <w:tr>
+        <w:tc>
+          <w:tcPr>
+            <w:tcW w:w="0" w:type="auto"/>
+            <w:hideMark/>
+          </w:tcPr>
+          <w:p>
+            <w:pPr>
+              <w:spacing w:after="160" w:line="278" w:lineRule="auto"/>
+            </w:pPr>
+            <w:r>
+              <w:t>445</w:t>
+            </w:r>
+          </w:p>
+        </w:tc>
+        <w:tc>
+          <w:tcPr>
+            <w:tcW w:w="0" w:type="auto"/>
+            <w:hideMark/>
+          </w:tcPr>
+          <w:p>
+            <w:pPr>
+              <w:spacing w:after="160" w:line="278" w:lineRule="auto"/>
+            </w:pPr>
+            <w:r>
+              <w:t>TCP</w:t>
+            </w:r>
+          </w:p>
+        </w:tc>
+        <w:tc>
+          <w:tcPr>
+            <w:tcW w:w="0" w:type="auto"/>
+            <w:hideMark/>
+          </w:tcPr>
+          <w:p>
+            <w:pPr>
+              <w:spacing w:after="160" w:line="278" w:lineRule="auto"/>
+            </w:pPr>
+            <w:r>
+              <w:t>SMB</w:t>
+            </w:r>
+          </w:p>
+        </w:tc>
+        <w:tc>
+          <w:tcPr>
+            <w:tcW w:w="0" w:type="auto"/>
+            <w:hideMark/>
+          </w:tcPr>
+          <w:p>
+            <w:pPr>
+              <w:spacing w:after="160" w:line="278" w:lineRule="auto"/>
+            </w:pPr>
+            <w:r>
+              <w:t>Samba smbd 3.X–4.X</w:t>
+            </w:r>
+          </w:p>
+        </w:tc>
+      </w:tr>
+      <w:tr>
+        <w:tc>
+          <w:tcPr>
+            <w:tcW w:w="0" w:type="auto"/>
+            <w:hideMark/>
+          </w:tcPr>
+          <w:p>
+            <w:pPr>
+              <w:spacing w:after="160" w:line="278" w:lineRule="auto"/>
+            </w:pPr>
+            <w:r>
+              <w:t>3306</w:t>
+            </w:r>
+          </w:p>
+        </w:tc>
+        <w:tc>
+          <w:tcPr>
+            <w:tcW w:w="0" w:type="auto"/>
+            <w:hideMark/>
+          </w:tcPr>
+          <w:p>
+            <w:pPr>
+              <w:spacing w:after="160" w:line="278" w:lineRule="auto"/>
+            </w:pPr>
+            <w:r>
+              <w:t>TCP</w:t>
+            </w:r>
+          </w:p>
+        </w:tc>
+        <w:tc>
+          <w:tcPr>
+            <w:tcW w:w="0" w:type="auto"/>
+            <w:hideMark/>
+          </w:tcPr>
+          <w:p>
+            <w:pPr>
+              <w:spacing w:after="160" w:line="278" w:lineRule="auto"/>
+            </w:pPr>
+            <w:r>
+              <w:t>MySQL</w:t>
+            </w:r>
+          </w:p>
+        </w:tc>
+        <w:tc>
+          <w:tcPr>
+            <w:tcW w:w="0" w:type="auto"/>
+            <w:hideMark/>
+          </w:tcPr>
+          <w:p>
+            <w:pPr>
+              <w:spacing w:after="160" w:line="278" w:lineRule="auto"/>
+            </w:pPr>
+            <w:r>
+              <w:t>MySQL 5.0.51a-3ubuntu5</w:t>
+            </w:r>
+          </w:p>
+        </w:tc>
+      </w:tr>
+    </w:tbl>
+    <w:p/>
+    <w:p>
+      <w:r>
+        <w:rPr>
+          <w:b/>
+          <w:bCs/>
+        </w:rPr>
+        <w:lastRenderedPageBreak/>
+        <w:t>8.2. OS detection (-O)</w:t>
+      </w:r>
+      <w:r>
+        <w:rPr>
+          <w:noProof/>
+        </w:rPr>
+        <w:drawing>
+          <wp:inline distT="0" distB="0" distL="0" distR="0" wp14:anchorId="6F98ED53" wp14:editId="16199F06">
+            <wp:extent cx="5943600" cy="4606925"/>
+            <wp:effectExtent l="0" t="0" r="0" b="3175"/>
+            <wp:docPr id="331306090" name="Picture 1"/>
+            <wp:cNvGraphicFramePr>
+              <a:graphicFrameLocks xmlns:a="http://schemas.openxmlformats.org/drawingml/2006/main" noChangeAspect="1"/>
+            </wp:cNvGraphicFramePr>
+            <a:graphic xmlns:a="http://schemas.openxmlformats.org/drawingml/2006/main">
+              <a:graphicData uri="http://schemas.openxmlformats.org/drawingml/2006/picture">
+                <pic:pic xmlns:pic="http://schemas.openxmlformats.org/drawingml/2006/picture">
+                  <pic:nvPicPr>
+                    <pic:cNvPr id="331306090" name=""/>
+                    <pic:cNvPicPr/>
+                  </pic:nvPicPr>
+                  <pic:blipFill>
+                    <a:blip r:embed="rId20"/>
+                    <a:stretch>
+                      <a:fillRect/>
+                    </a:stretch>
+                  </pic:blipFill>
+                  <pic:spPr>
+                    <a:xfrm>
+                      <a:off x="0" y="0"/>
+                      <a:ext cx="5943600" cy="4606925"/>
+                    </a:xfrm>
+                    <a:prstGeom prst="rect">
+                      <a:avLst/>
+                    </a:prstGeom>
+                  </pic:spPr>
+                </pic:pic>
+              </a:graphicData>
+            </a:graphic>
+          </wp:inline>
+        </w:drawing>
+      </w:r>
+    </w:p>
+    <w:p>
+      <w:r>
+        <w:rPr>
+          <w:b/>
+          <w:bCs/>
+        </w:rPr>
+        <w:t>Hình: Kết quả OS Detection (-O) trên Metasploitable 2.</w:t>
+      </w:r>
+      <w:r>
+        <w:br/>
+        <w:t>Nmap nhận diện máy đích thuộc Linux 2.6.X, với OS details Linux 2.6.9–2.6.33.</w:t>
+      </w:r>
+    </w:p>
+    <w:p>
+      <w:r>
+        <w:rPr>
+          <w:b/>
+          <w:bCs/>
+        </w:rPr>
+        <w:lastRenderedPageBreak/>
+        <w:t>8.3. Aggressive scan (-A) - dùng để tổng hợp, không thay thế phân tích</w:t>
+      </w:r>
+      <w:r>
+        <w:t xml:space="preserve"> </w:t>
+      </w:r>
+      <w:r>
+        <w:rPr>
+          <w:noProof/>
+        </w:rPr>
+        <w:drawing>
+          <wp:inline distT="0" distB="0" distL="0" distR="0" wp14:anchorId="56613F53" wp14:editId="50969184">
+            <wp:extent cx="5943600" cy="4326890"/>
+            <wp:effectExtent l="0" t="0" r="0" b="0"/>
+            <wp:docPr id="1999957948" name="Picture 1"/>
+            <wp:cNvGraphicFramePr>
+              <a:graphicFrameLocks xmlns:a="http://schemas.openxmlformats.org/drawingml/2006/main" noChangeAspect="1"/>
+            </wp:cNvGraphicFramePr>
+            <a:graphic xmlns:a="http://schemas.openxmlformats.org/drawingml/2006/main">
+              <a:graphicData uri="http://schemas.openxmlformats.org/drawingml/2006/picture">
+                <pic:pic xmlns:pic="http://schemas.openxmlformats.org/drawingml/2006/picture">
+                  <pic:nvPicPr>
+                    <pic:cNvPr id="1999957948" name=""/>
+                    <pic:cNvPicPr/>
+                  </pic:nvPicPr>
+                  <pic:blipFill>
+                    <a:blip r:embed="rId21"/>
+                    <a:stretch>
+                      <a:fillRect/>
+                    </a:stretch>
+                  </pic:blipFill>
+                  <pic:spPr>
+                    <a:xfrm>
+                      <a:off x="0" y="0"/>
+                      <a:ext cx="5943600" cy="4326890"/>
+                    </a:xfrm>
+                    <a:prstGeom prst="rect">
+                      <a:avLst/>
+                    </a:prstGeom>
+                  </pic:spPr>
+                </pic:pic>
+              </a:graphicData>
+            </a:graphic>
+          </wp:inline>
+        </w:drawing>
+      </w:r>
+    </w:p>
+    <w:p>
+      <w:r>
+        <w:rPr>
+          <w:noProof/>
+        </w:rPr>
+        <w:drawing>
+          <wp:inline distT="0" distB="0" distL="0" distR="0" wp14:anchorId="7B9B3CD3" wp14:editId="3557E76F">
+            <wp:extent cx="5943600" cy="3447415"/>
+            <wp:effectExtent l="0" t="0" r="0" b="635"/>
+            <wp:docPr id="1427062084" name="Picture 1"/>
+            <wp:cNvGraphicFramePr>
+              <a:graphicFrameLocks xmlns:a="http://schemas.openxmlformats.org/drawingml/2006/main" noChangeAspect="1"/>
+            </wp:cNvGraphicFramePr>
+            <a:graphic xmlns:a="http://schemas.openxmlformats.org/drawingml/2006/main">
+              <a:graphicData uri="http://schemas.openxmlformats.org/drawingml/2006/picture">
+                <pic:pic xmlns:pic="http://schemas.openxmlformats.org/drawingml/2006/picture">
+                  <pic:nvPicPr>
+                    <pic:cNvPr id="1427062084" name=""/>
+                    <pic:cNvPicPr/>
+                  </pic:nvPicPr>
+                  <pic:blipFill>
+                    <a:blip r:embed="rId22"/>
+                    <a:stretch>
+                      <a:fillRect/>
+                    </a:stretch>
+                  </pic:blipFill>
+                  <pic:spPr>
+                    <a:xfrm>
+                      <a:off x="0" y="0"/>
+                      <a:ext cx="5943600" cy="3447415"/>
+                    </a:xfrm>
+                    <a:prstGeom prst="rect">
+                      <a:avLst/>
+                    </a:prstGeom>
+                  </pic:spPr>
+                </pic:pic>
+              </a:graphicData>
+            </a:graphic>
+          </wp:inline>
+        </w:drawing>
+      </w:r>
+    </w:p>
+    <w:p>
+      <w:r>
+        <w:rPr>
+          <w:noProof/>
+        </w:rPr>
+        <w:lastRenderedPageBreak/>
+        <w:drawing>
+          <wp:inline distT="0" distB="0" distL="0" distR="0" wp14:anchorId="0C2E2A60" wp14:editId="67EAEB7F">
+            <wp:extent cx="5943600" cy="2071370"/>
+            <wp:effectExtent l="0" t="0" r="0" b="5080"/>
+            <wp:docPr id="1183298767" name="Picture 1"/>
+            <wp:cNvGraphicFramePr>
+              <a:graphicFrameLocks xmlns:a="http://schemas.openxmlformats.org/drawingml/2006/main" noChangeAspect="1"/>
+            </wp:cNvGraphicFramePr>
+            <a:graphic xmlns:a="http://schemas.openxmlformats.org/drawingml/2006/main">
+              <a:graphicData uri="http://schemas.openxmlformats.org/drawingml/2006/picture">
+                <pic:pic xmlns:pic="http://schemas.openxmlformats.org/drawingml/2006/picture">
+                  <pic:nvPicPr>
+                    <pic:cNvPr id="1183298767" name=""/>
+                    <pic:cNvPicPr/>
+                  </pic:nvPicPr>
+                  <pic:blipFill>
+                    <a:blip r:embed="rId23"/>
+                    <a:stretch>
+                      <a:fillRect/>
+                    </a:stretch>
+                  </pic:blipFill>
+                  <pic:spPr>
+                    <a:xfrm>
+                      <a:off x="0" y="0"/>
+                      <a:ext cx="5943600" cy="2071370"/>
+                    </a:xfrm>
+                    <a:prstGeom prst="rect">
+                      <a:avLst/>
+                    </a:prstGeom>
+                  </pic:spPr>
+                </pic:pic>
+              </a:graphicData>
+            </a:graphic>
+          </wp:inline>
+        </w:drawing>
+      </w:r>
+    </w:p>
+    <w:p>
+      <w:pPr>
+        <w:jc w:val="center"/>
+        <w:rPr>
+          <w:b/>
+          <w:bCs/>
+        </w:rPr>
+      </w:pPr>
+      <w:r>
+        <w:rPr>
+          <w:b/>
+          <w:bCs/>
+        </w:rPr>
+        <w:t>Hình: Kết quả Aggressive Scan (-A) trên Metasploitable 2.</w:t>
+      </w:r>
+    </w:p>
+    <w:p>
+      <w:r>
+        <w:t>Quét -A cung cấp đồng thời thông tin phiên bản dịch vụ, hệ điều hành, traceroute và các default NSE scripts. Kết quả thu được nhiều thông tin hơn so với -sV hoặc -O riêng lẻ, nhưng thời gian quét lâu hơn và tạo nhiều lưu lượng hơn.</w:t>
+      </w:r>
+    </w:p>
+    <w:p>
+      <w:pPr>
+        <w:rPr>
+          <w:b/>
+          <w:bCs/>
+        </w:rPr>
+      </w:pPr>
+      <w:r>
+        <w:rPr>
+          <w:b/>
+          <w:bCs/>
+        </w:rPr>
+        <w:t xml:space="preserve">9. NSE - kiểm tra thông tin và lỗ hổng SMB trong lab </w:t>
+      </w:r>
+    </w:p>
+    <w:p>
+      <w:pPr>
+        <w:rPr>
+          <w:b/>
+          <w:bCs/>
+        </w:rPr>
+      </w:pPr>
+      <w:r>
+        <w:rPr>
+          <w:b/>
+          <w:bCs/>
+        </w:rPr>
+        <w:t>9.1. Thu thập thông tin SMB</w:t>
+      </w:r>
+    </w:p>
+    <w:p>
+      <w:r>
+        <w:rPr>
+          <w:noProof/>
+        </w:rPr>
+        <w:drawing>
+          <wp:inline distT="0" distB="0" distL="0" distR="0" wp14:anchorId="3E9DE4A8" wp14:editId="4A59D27A">
+            <wp:extent cx="5182323" cy="3143689"/>
+            <wp:effectExtent l="0" t="0" r="0" b="0"/>
+            <wp:docPr id="691389905" name="Picture 1"/>
+            <wp:cNvGraphicFramePr>
+              <a:graphicFrameLocks xmlns:a="http://schemas.openxmlformats.org/drawingml/2006/main" noChangeAspect="1"/>
+            </wp:cNvGraphicFramePr>
+            <a:graphic xmlns:a="http://schemas.openxmlformats.org/drawingml/2006/main">
+              <a:graphicData uri="http://schemas.openxmlformats.org/drawingml/2006/picture">
+                <pic:pic xmlns:pic="http://schemas.openxmlformats.org/drawingml/2006/picture">
+                  <pic:nvPicPr>
+                    <pic:cNvPr id="691389905" name=""/>
+                    <pic:cNvPicPr/>
+                  </pic:nvPicPr>
+                  <pic:blipFill>
+                    <a:blip r:embed="rId24"/>
+                    <a:stretch>
+                      <a:fillRect/>
+                    </a:stretch>
+                  </pic:blipFill>
+                  <pic:spPr>
+                    <a:xfrm>
+                      <a:off x="0" y="0"/>
+                      <a:ext cx="5182323" cy="3143689"/>
+                    </a:xfrm>
+                    <a:prstGeom prst="rect">
+                      <a:avLst/>
+                    </a:prstGeom>
+                  </pic:spPr>
+                </pic:pic>
+              </a:graphicData>
+            </a:graphic>
+          </wp:inline>
+        </w:drawing>
+      </w:r>
+    </w:p>
+    <w:p>
+      <w:pPr>
+        <w:jc w:val="center"/>
+      </w:pPr>
+      <w:r>
+        <w:rPr>
+          <w:b/>
+          <w:bCs/>
+        </w:rPr>
+        <w:t>Hình: Kết quả smb-os-discovery trên cổng 445.</w:t>
+      </w:r>
+    </w:p>
+    <w:p>
+      <w:r>
+        <w:t>Script xác định máy đích sử dụng Unix với Samba 3.0.20-Debian.</w:t>
+      </w:r>
+    </w:p>
+    <w:p>
+      <w:r>
+        <w:rPr>
+          <w:b/>
+          <w:bCs/>
+        </w:rPr>
+        <w:lastRenderedPageBreak/>
+        <w:t>9.2. Kiểm tra MS17-010</w:t>
+      </w:r>
+      <w:r>
+        <w:t xml:space="preserve"> </w:t>
+      </w:r>
+      <w:r>
+        <w:rPr>
+          <w:noProof/>
+        </w:rPr>
+        <w:drawing>
+          <wp:inline distT="0" distB="0" distL="0" distR="0" wp14:anchorId="0571CB43" wp14:editId="798F716C">
+            <wp:extent cx="5610225" cy="1838325"/>
+            <wp:effectExtent l="0" t="0" r="9525" b="9525"/>
+            <wp:docPr id="1870453802" name="Picture 1"/>
+            <wp:cNvGraphicFramePr>
+              <a:graphicFrameLocks xmlns:a="http://schemas.openxmlformats.org/drawingml/2006/main" noChangeAspect="1"/>
+            </wp:cNvGraphicFramePr>
+            <a:graphic xmlns:a="http://schemas.openxmlformats.org/drawingml/2006/main">
+              <a:graphicData uri="http://schemas.openxmlformats.org/drawingml/2006/picture">
+                <pic:pic xmlns:pic="http://schemas.openxmlformats.org/drawingml/2006/picture">
+                  <pic:nvPicPr>
+                    <pic:cNvPr id="1870453802" name=""/>
+                    <pic:cNvPicPr/>
+                  </pic:nvPicPr>
+                  <pic:blipFill>
+                    <a:blip r:embed="rId25"/>
+                    <a:stretch>
+                      <a:fillRect/>
+                    </a:stretch>
+                  </pic:blipFill>
+                  <pic:spPr>
+                    <a:xfrm>
+                      <a:off x="0" y="0"/>
+                      <a:ext cx="5610225" cy="1838325"/>
+                    </a:xfrm>
+                    <a:prstGeom prst="rect">
+                      <a:avLst/>
+                    </a:prstGeom>
+                  </pic:spPr>
+                </pic:pic>
+              </a:graphicData>
+            </a:graphic>
+          </wp:inline>
+        </w:drawing>
+      </w:r>
+    </w:p>
+    <w:p>
+      <w:pPr>
+        <w:jc w:val="center"/>
+      </w:pPr>
+      <w:r>
+        <w:rPr>
+          <w:b/>
+          <w:bCs/>
+        </w:rPr>
+        <w:t>Hình: Kết quả kiểm tra MS17-010 bằng NSE.</w:t>
+      </w:r>
+    </w:p>
+    <w:p>
+      <w:r>
+        <w:t>Cổng 445/tcp đang mở, tuy nhiên script không trả về trạng thái VULNERABLE. Vì vậy chưa đủ cơ sở để kết luận mục tiêu dễ bị ảnh hưởng bởi MS17-010.</w:t>
+      </w:r>
+    </w:p>
+    <w:p>
+      <w:pPr>
+        <w:rPr>
+          <w:b/>
+          <w:bCs/>
+        </w:rPr>
+      </w:pPr>
+      <w:r>
+        <w:rPr>
+          <w:b/>
+          <w:bCs/>
+        </w:rPr>
+        <w:t xml:space="preserve">10. Xuất kết quả và tạo hồ sơ bằng chứng </w:t>
+      </w:r>
+    </w:p>
+    <w:p>
+      <w:pPr>
+        <w:rPr>
+          <w:b/>
+          <w:bCs/>
+        </w:rPr>
+      </w:pPr>
+      <w:r>
+        <w:rPr>
+          <w:b/>
+          <w:bCs/>
+        </w:rPr>
+        <w:t xml:space="preserve">10.1. Xuất dạng normal text </w:t>
+      </w:r>
+    </w:p>
+    <w:p>
+      <w:r>
+        <w:rPr>
+          <w:noProof/>
+        </w:rPr>
+        <w:drawing>
+          <wp:inline distT="0" distB="0" distL="0" distR="0" wp14:anchorId="0689E146" wp14:editId="7BDA7AA9">
+            <wp:extent cx="5943600" cy="3683000"/>
+            <wp:effectExtent l="0" t="0" r="0" b="0"/>
+            <wp:docPr id="983201380" name="Picture 1"/>
+            <wp:cNvGraphicFramePr>
+              <a:graphicFrameLocks xmlns:a="http://schemas.openxmlformats.org/drawingml/2006/main" noChangeAspect="1"/>
+            </wp:cNvGraphicFramePr>
+            <a:graphic xmlns:a="http://schemas.openxmlformats.org/drawingml/2006/main">
+              <a:graphicData uri="http://schemas.openxmlformats.org/drawingml/2006/picture">
+                <pic:pic xmlns:pic="http://schemas.openxmlformats.org/drawingml/2006/picture">
+                  <pic:nvPicPr>
+                    <pic:cNvPr id="983201380" name=""/>
+                    <pic:cNvPicPr/>
+                  </pic:nvPicPr>
+                  <pic:blipFill>
+                    <a:blip r:embed="rId26"/>
+                    <a:stretch>
+                      <a:fillRect/>
+                    </a:stretch>
+                  </pic:blipFill>
+                  <pic:spPr>
+                    <a:xfrm>
+                      <a:off x="0" y="0"/>
+                      <a:ext cx="5943600" cy="3683000"/>
+                    </a:xfrm>
+                    <a:prstGeom prst="rect">
+                      <a:avLst/>
+                    </a:prstGeom>
+                  </pic:spPr>
+                </pic:pic>
+              </a:graphicData>
+            </a:graphic>
+          </wp:inline>
+        </w:drawing>
+      </w:r>
+    </w:p>
+    <w:p>
+      <w:pPr>
+        <w:jc w:val="center"/>
+        <w:rPr>
+          <w:b/>
+          <w:bCs/>
+        </w:rPr>
+      </w:pPr>
+      <w:r>
+        <w:rPr>
+          <w:b/>
+          <w:bCs/>
+        </w:rPr>
+        <w:t>Hình 10.1. Xuất kết quả dạng văn bản.</w:t>
+      </w:r>
+    </w:p>
+    <w:p>
+      <w:r>
+        <w:rPr>
+          <w:b/>
+          <w:bCs/>
+        </w:rPr>
+        <w:lastRenderedPageBreak/>
+        <w:t>10.2. Xuất dạng XML</w:t>
+      </w:r>
+      <w:r>
+        <w:t xml:space="preserve"> </w:t>
+      </w:r>
+      <w:r>
+        <w:rPr>
+          <w:noProof/>
+        </w:rPr>
+        <w:drawing>
+          <wp:inline distT="0" distB="0" distL="0" distR="0" wp14:anchorId="166ABE7A" wp14:editId="276DDE7B">
+            <wp:extent cx="5943600" cy="3872865"/>
+            <wp:effectExtent l="0" t="0" r="0" b="0"/>
+            <wp:docPr id="120691295" name="Picture 1"/>
+            <wp:cNvGraphicFramePr>
+              <a:graphicFrameLocks xmlns:a="http://schemas.openxmlformats.org/drawingml/2006/main" noChangeAspect="1"/>
+            </wp:cNvGraphicFramePr>
+            <a:graphic xmlns:a="http://schemas.openxmlformats.org/drawingml/2006/main">
+              <a:graphicData uri="http://schemas.openxmlformats.org/drawingml/2006/picture">
+                <pic:pic xmlns:pic="http://schemas.openxmlformats.org/drawingml/2006/picture">
+                  <pic:nvPicPr>
+                    <pic:cNvPr id="120691295" name=""/>
+                    <pic:cNvPicPr/>
+                  </pic:nvPicPr>
+                  <pic:blipFill>
+                    <a:blip r:embed="rId27"/>
+                    <a:stretch>
+                      <a:fillRect/>
+                    </a:stretch>
+                  </pic:blipFill>
+                  <pic:spPr>
+                    <a:xfrm>
+                      <a:off x="0" y="0"/>
+                      <a:ext cx="5943600" cy="3872865"/>
+                    </a:xfrm>
+                    <a:prstGeom prst="rect">
+                      <a:avLst/>
+                    </a:prstGeom>
+                  </pic:spPr>
+                </pic:pic>
+              </a:graphicData>
+            </a:graphic>
+          </wp:inline>
+        </w:drawing>
+      </w:r>
+    </w:p>
+    <w:p>
+      <w:pPr>
+        <w:jc w:val="center"/>
+        <w:rPr>
+          <w:b/>
+          <w:bCs/>
+        </w:rPr>
+      </w:pPr>
+      <w:r>
+        <w:rPr>
+          <w:b/>
+          <w:bCs/>
+        </w:rPr>
+        <w:t>Hình 10.2. Xuất kết quả dạng XML.</w:t>
+      </w:r>
+    </w:p>
+    <w:p>
+      <w:r>
+        <w:rPr>
+          <w:b/>
+          <w:bCs/>
+        </w:rPr>
+        <w:lastRenderedPageBreak/>
+        <w:t>10.3. Xuất grepable và lọc nhanh</w:t>
+      </w:r>
+      <w:r>
+        <w:t xml:space="preserve"> </w:t>
+      </w:r>
+      <w:r>
+        <w:rPr>
+          <w:noProof/>
+        </w:rPr>
+        <w:drawing>
+          <wp:inline distT="0" distB="0" distL="0" distR="0" wp14:anchorId="3C21CD05" wp14:editId="77C3102E">
+            <wp:extent cx="5906324" cy="5477639"/>
+            <wp:effectExtent l="0" t="0" r="0" b="8890"/>
+            <wp:docPr id="1387041858" name="Picture 1"/>
+            <wp:cNvGraphicFramePr>
+              <a:graphicFrameLocks xmlns:a="http://schemas.openxmlformats.org/drawingml/2006/main" noChangeAspect="1"/>
+            </wp:cNvGraphicFramePr>
+            <a:graphic xmlns:a="http://schemas.openxmlformats.org/drawingml/2006/main">
+              <a:graphicData uri="http://schemas.openxmlformats.org/drawingml/2006/picture">
+                <pic:pic xmlns:pic="http://schemas.openxmlformats.org/drawingml/2006/picture">
+                  <pic:nvPicPr>
+                    <pic:cNvPr id="1387041858" name=""/>
+                    <pic:cNvPicPr/>
+                  </pic:nvPicPr>
+                  <pic:blipFill>
+                    <a:blip r:embed="rId28"/>
+                    <a:stretch>
+                      <a:fillRect/>
+                    </a:stretch>
+                  </pic:blipFill>
+                  <pic:spPr>
+                    <a:xfrm>
+                      <a:off x="0" y="0"/>
+                      <a:ext cx="5906324" cy="5477639"/>
+                    </a:xfrm>
+                    <a:prstGeom prst="rect">
+                      <a:avLst/>
+                    </a:prstGeom>
+                  </pic:spPr>
+                </pic:pic>
+              </a:graphicData>
+            </a:graphic>
+          </wp:inline>
+        </w:drawing>
+      </w:r>
+    </w:p>
+    <w:p>
+      <w:pPr>
+        <w:jc w:val="center"/>
+        <w:rPr>
+          <w:b/>
+          <w:bCs/>
+        </w:rPr>
+      </w:pPr>
+      <w:r>
+        <w:rPr>
+          <w:b/>
+          <w:bCs/>
+        </w:rPr>
+        <w:t>Hình 10.3. Xuất grepable và lọc cổng 445 trên Kali.</w:t>
+      </w:r>
+    </w:p>
+    <w:p>
+      <w:pPr>
+        <w:rPr>
+          <w:b/>
+          <w:bCs/>
+        </w:rPr>
+      </w:pPr>
+      <w:r>
+        <w:rPr>
+          <w:b/>
+          <w:bCs/>
+        </w:rPr>
+        <w:t>10.4. Chuyển XML thành HTML</w:t>
+      </w:r>
+    </w:p>
+    <w:p>
+      <w:pPr>
+        <w:jc w:val="center"/>
+      </w:pPr>
+      <w:r>
+        <w:rPr>
+          <w:noProof/>
+        </w:rPr>
+        <w:drawing>
+          <wp:inline distT="0" distB="0" distL="0" distR="0" wp14:anchorId="4DD15FC9" wp14:editId="250037A8">
+            <wp:extent cx="3594100" cy="1098550"/>
+            <wp:effectExtent l="0" t="0" r="6350" b="6350"/>
+            <wp:docPr id="1303812928" name="Picture 1" descr="Tệp đính kèm của người dùng"/>
+            <wp:cNvGraphicFramePr>
+              <a:graphicFrameLocks xmlns:a="http://schemas.openxmlformats.org/drawingml/2006/main" noChangeAspect="1"/>
+            </wp:cNvGraphicFramePr>
+            <a:graphic xmlns:a="http://schemas.openxmlformats.org/drawingml/2006/main">
+              <a:graphicData uri="http://schemas.openxmlformats.org/drawingml/2006/picture">
+                <pic:pic xmlns:pic="http://schemas.openxmlformats.org/drawingml/2006/picture">
+                  <pic:nvPicPr>
+                    <pic:cNvPr id="0" name="Picture 1" descr="Tệp đính kèm của người dùng"/>
+                    <pic:cNvPicPr>
+                      <a:picLocks noChangeAspect="1" noChangeArrowheads="1"/>
+                    </pic:cNvPicPr>
+                  </pic:nvPicPr>
+                  <pic:blipFill>
+                    <a:blip r:embed="rId29">
+                      <a:extLst>
+                        <a:ext uri="{28A0092B-C50C-407E-A947-70E740481C1C}">
+                          <a14:useLocalDpi xmlns:a14="http://schemas.microsoft.com/office/drawing/2010/main" val="0"/>
+                        </a:ext>
+                      </a:extLst>
+                    </a:blip>
+                    <a:srcRect/>
+                    <a:stretch>
+                      <a:fillRect/>
+                    </a:stretch>
+                  </pic:blipFill>
+                  <pic:spPr bwMode="auto">
+                    <a:xfrm>
+                      <a:off x="0" y="0"/>
+                      <a:ext cx="3594100" cy="1098550"/>
+                    </a:xfrm>
+                    <a:prstGeom prst="rect">
+                      <a:avLst/>
+                    </a:prstGeom>
+                    <a:noFill/>
+                    <a:ln>
+                      <a:noFill/>
+                    </a:ln>
+                  </pic:spPr>
+                </pic:pic>
+              </a:graphicData>
+            </a:graphic>
+          </wp:inline>
+        </w:drawing>
+      </w:r>
+    </w:p>
+    <w:p>
+      <w:pPr>
+        <w:jc w:val="center"/>
+        <w:rPr>
+          <w:b/>
+          <w:bCs/>
+        </w:rPr>
+      </w:pPr>
+      <w:r>
+        <w:rPr>
+          <w:b/>
+          <w:bCs/>
+        </w:rPr>
+        <w:t>Hình 10.4. Chuyển Nmap XML thành HTML bằng xsltproc.</w:t>
+      </w:r>
+    </w:p>
+    <w:p>
+      <w:r>
+        <w:rPr>
+          <w:noProof/>
+        </w:rPr>
+        <w:lastRenderedPageBreak/>
+        <w:drawing>
+          <wp:inline distT="0" distB="0" distL="0" distR="0" wp14:anchorId="3668CF0A" wp14:editId="6DDB85BA">
+            <wp:extent cx="4544059" cy="1019317"/>
+            <wp:effectExtent l="0" t="0" r="9525" b="9525"/>
+            <wp:docPr id="478046829" name="Picture 1"/>
+            <wp:cNvGraphicFramePr>
+              <a:graphicFrameLocks xmlns:a="http://schemas.openxmlformats.org/drawingml/2006/main" noChangeAspect="1"/>
+            </wp:cNvGraphicFramePr>
+            <a:graphic xmlns:a="http://schemas.openxmlformats.org/drawingml/2006/main">
+              <a:graphicData uri="http://schemas.openxmlformats.org/drawingml/2006/picture">
+                <pic:pic xmlns:pic="http://schemas.openxmlformats.org/drawingml/2006/picture">
+                  <pic:nvPicPr>
+                    <pic:cNvPr id="478046829" name=""/>
+                    <pic:cNvPicPr/>
+                  </pic:nvPicPr>
+                  <pic:blipFill>
+                    <a:blip r:embed="rId30"/>
+                    <a:stretch>
+                      <a:fillRect/>
+                    </a:stretch>
+                  </pic:blipFill>
+                  <pic:spPr>
+                    <a:xfrm>
+                      <a:off x="0" y="0"/>
+                      <a:ext cx="4544059" cy="1019317"/>
+                    </a:xfrm>
+                    <a:prstGeom prst="rect">
+                      <a:avLst/>
+                    </a:prstGeom>
+                  </pic:spPr>
+                </pic:pic>
+              </a:graphicData>
+            </a:graphic>
+          </wp:inline>
+        </w:drawing>
+      </w:r>
+    </w:p>
+    <w:p>
+      <w:pPr>
+        <w:rPr>
+          <w:b/>
+          <w:bCs/>
+        </w:rPr>
+      </w:pPr>
+      <w:r>
+        <w:rPr>
+          <w:b/>
+          <w:bCs/>
+        </w:rPr>
+        <w:t>11. Tình huống - Trước và sau khi hardening</w:t>
+      </w:r>
+    </w:p>
+    <w:tbl>
+      <w:tblPr>
+        <w:tblStyle w:val="TableGrid"/>
+        <w:tblW w:w="0" w:type="auto"/>
+        <w:tblLook w:val="04A0" w:firstRow="1" w:lastRow="0" w:firstColumn="1" w:lastColumn="0" w:noHBand="0" w:noVBand="1"/>
+      </w:tblPr>
+      <w:tblGrid>
+        <w:gridCol w:w="1585"/>
+        <w:gridCol w:w="2541"/>
+        <w:gridCol w:w="2459"/>
+        <w:gridCol w:w="2765"/>
+      </w:tblGrid>
+      <w:tr>
+        <w:tc>
+          <w:tcPr>
+            <w:tcW w:w="0" w:type="auto"/>
+            <w:hideMark/>
+          </w:tcPr>
+          <w:p>
+            <w:pPr>
+              <w:spacing w:after="160" w:line="278" w:lineRule="auto"/>
+              <w:rPr>
+                <w:b/>
+                <w:bCs/>
+              </w:rPr>
+            </w:pPr>
+            <w:r>
+              <w:rPr>
+                <w:b/>
+                <w:bCs/>
+              </w:rPr>
+              <w:t>Chỉ tiêu</w:t>
+            </w:r>
+          </w:p>
+        </w:tc>
+        <w:tc>
+          <w:tcPr>
+            <w:tcW w:w="0" w:type="auto"/>
+            <w:hideMark/>
+          </w:tcPr>
+          <w:p>
+            <w:pPr>
+              <w:spacing w:after="160" w:line="278" w:lineRule="auto"/>
+              <w:rPr>
+                <w:b/>
+                <w:bCs/>
+              </w:rPr>
+            </w:pPr>
+            <w:r>
+              <w:rPr>
+                <w:b/>
+                <w:bCs/>
+              </w:rPr>
+              <w:t>Before</w:t>
+            </w:r>
+          </w:p>
+        </w:tc>
+        <w:tc>
+          <w:tcPr>
+            <w:tcW w:w="0" w:type="auto"/>
+            <w:hideMark/>
+          </w:tcPr>
+          <w:p>
+            <w:pPr>
+              <w:spacing w:after="160" w:line="278" w:lineRule="auto"/>
+              <w:rPr>
+                <w:b/>
+                <w:bCs/>
+              </w:rPr>
+            </w:pPr>
+            <w:r>
+              <w:rPr>
+                <w:b/>
+                <w:bCs/>
+              </w:rPr>
+              <w:t>After</w:t>
+            </w:r>
+          </w:p>
+        </w:tc>
+        <w:tc>
+          <w:tcPr>
+            <w:tcW w:w="0" w:type="auto"/>
+            <w:hideMark/>
+          </w:tcPr>
+          <w:p>
+            <w:pPr>
+              <w:spacing w:after="160" w:line="278" w:lineRule="auto"/>
+              <w:rPr>
+                <w:b/>
+                <w:bCs/>
+              </w:rPr>
+            </w:pPr>
+            <w:r>
+              <w:rPr>
+                <w:b/>
+                <w:bCs/>
+              </w:rPr>
+              <w:t>Giải thích</w:t>
+            </w:r>
+          </w:p>
+        </w:tc>
+      </w:tr>
+      <w:tr>
+        <w:tc>
+          <w:tcPr>
+            <w:tcW w:w="0" w:type="auto"/>
+            <w:hideMark/>
+          </w:tcPr>
+          <w:p>
+            <w:pPr>
+              <w:spacing w:after="160" w:line="278" w:lineRule="auto"/>
+            </w:pPr>
+            <w:r>
+              <w:t>Port 8080</w:t>
+            </w:r>
+          </w:p>
+        </w:tc>
+        <w:tc>
+          <w:tcPr>
+            <w:tcW w:w="0" w:type="auto"/>
+            <w:hideMark/>
+          </w:tcPr>
+          <w:p>
+            <w:pPr>
+              <w:spacing w:after="160" w:line="278" w:lineRule="auto"/>
+            </w:pPr>
+            <w:r>
+              <w:t>open</w:t>
+            </w:r>
+          </w:p>
+        </w:tc>
+        <w:tc>
+          <w:tcPr>
+            <w:tcW w:w="0" w:type="auto"/>
+            <w:hideMark/>
+          </w:tcPr>
+          <w:p>
+            <w:pPr>
+              <w:spacing w:after="160" w:line="278" w:lineRule="auto"/>
+            </w:pPr>
+            <w:r>
+              <w:t>filtered</w:t>
+            </w:r>
+          </w:p>
+        </w:tc>
+        <w:tc>
+          <w:tcPr>
+            <w:tcW w:w="0" w:type="auto"/>
+            <w:hideMark/>
+          </w:tcPr>
+          <w:p>
+            <w:pPr>
+              <w:spacing w:after="160" w:line="278" w:lineRule="auto"/>
+            </w:pPr>
+            <w:r>
+              <w:t>Dịch vụ HTTP test đã được dừng</w:t>
+            </w:r>
+          </w:p>
+        </w:tc>
+      </w:tr>
+      <w:tr>
+        <w:tc>
+          <w:tcPr>
+            <w:tcW w:w="0" w:type="auto"/>
+            <w:hideMark/>
+          </w:tcPr>
+          <w:p>
+            <w:pPr>
+              <w:spacing w:after="160" w:line="278" w:lineRule="auto"/>
+            </w:pPr>
+            <w:r>
+              <w:t>Dịch vụ</w:t>
+            </w:r>
+          </w:p>
+        </w:tc>
+        <w:tc>
+          <w:tcPr>
+            <w:tcW w:w="0" w:type="auto"/>
+            <w:hideMark/>
+          </w:tcPr>
+          <w:p>
+            <w:pPr>
+              <w:spacing w:after="160" w:line="278" w:lineRule="auto"/>
+            </w:pPr>
+            <w:r>
+              <w:t>SimpleHTTPServer 0.6</w:t>
+            </w:r>
+          </w:p>
+        </w:tc>
+        <w:tc>
+          <w:tcPr>
+            <w:tcW w:w="0" w:type="auto"/>
+            <w:hideMark/>
+          </w:tcPr>
+          <w:p>
+            <w:pPr>
+              <w:spacing w:after="160" w:line="278" w:lineRule="auto"/>
+            </w:pPr>
+            <w:r>
+              <w:t>Không còn phát hiện</w:t>
+            </w:r>
+          </w:p>
+        </w:tc>
+        <w:tc>
+          <w:tcPr>
+            <w:tcW w:w="0" w:type="auto"/>
+            <w:hideMark/>
+          </w:tcPr>
+          <w:p>
+            <w:pPr>
+              <w:spacing w:after="160" w:line="278" w:lineRule="auto"/>
+            </w:pPr>
+            <w:r>
+              <w:t>Giảm dịch vụ đang phơi bày</w:t>
+            </w:r>
+          </w:p>
+        </w:tc>
+      </w:tr>
+      <w:tr>
+        <w:tc>
+          <w:tcPr>
+            <w:tcW w:w="0" w:type="auto"/>
+            <w:hideMark/>
+          </w:tcPr>
+          <w:p>
+            <w:pPr>
+              <w:spacing w:after="160" w:line="278" w:lineRule="auto"/>
+            </w:pPr>
+            <w:r>
+              <w:t>Tác động an toàn</w:t>
+            </w:r>
+          </w:p>
+        </w:tc>
+        <w:tc>
+          <w:tcPr>
+            <w:tcW w:w="0" w:type="auto"/>
+            <w:hideMark/>
+          </w:tcPr>
+          <w:p>
+            <w:pPr>
+              <w:spacing w:after="160" w:line="278" w:lineRule="auto"/>
+            </w:pPr>
+            <w:r>
+              <w:t>Có dịch vụ HTTP</w:t>
+            </w:r>
+          </w:p>
+        </w:tc>
+        <w:tc>
+          <w:tcPr>
+            <w:tcW w:w="0" w:type="auto"/>
+            <w:hideMark/>
+          </w:tcPr>
+          <w:p>
+            <w:pPr>
+              <w:spacing w:after="160" w:line="278" w:lineRule="auto"/>
+            </w:pPr>
+            <w:r>
+              <w:t>Không truy cập được từ Kali</w:t>
+            </w:r>
+          </w:p>
+        </w:tc>
+        <w:tc>
+          <w:tcPr>
+            <w:tcW w:w="0" w:type="auto"/>
+            <w:hideMark/>
+          </w:tcPr>
+          <w:p>
+            <w:pPr>
+              <w:spacing w:after="160" w:line="278" w:lineRule="auto"/>
+            </w:pPr>
+            <w:r>
+              <w:t>Giảm attack surface</w:t>
+            </w:r>
+          </w:p>
+        </w:tc>
+      </w:tr>
+    </w:tbl>
+    <w:p/>
+    <w:p>
+      <w:r>
+        <w:rPr>
+          <w:noProof/>
+        </w:rPr>
+        <w:drawing>
+          <wp:inline distT="0" distB="0" distL="0" distR="0" wp14:anchorId="1D69CA78" wp14:editId="6863A580">
+            <wp:extent cx="5943600" cy="1462405"/>
+            <wp:effectExtent l="0" t="0" r="0" b="4445"/>
+            <wp:docPr id="2046125822" name="Picture 1"/>
+            <wp:cNvGraphicFramePr>
+              <a:graphicFrameLocks xmlns:a="http://schemas.openxmlformats.org/drawingml/2006/main" noChangeAspect="1"/>
+            </wp:cNvGraphicFramePr>
+            <a:graphic xmlns:a="http://schemas.openxmlformats.org/drawingml/2006/main">
+              <a:graphicData uri="http://schemas.openxmlformats.org/drawingml/2006/picture">
+                <pic:pic xmlns:pic="http://schemas.openxmlformats.org/drawingml/2006/picture">
+                  <pic:nvPicPr>
+                    <pic:cNvPr id="2046125822" name=""/>
+                    <pic:cNvPicPr/>
+                  </pic:nvPicPr>
+                  <pic:blipFill>
+                    <a:blip r:embed="rId31"/>
+                    <a:stretch>
+                      <a:fillRect/>
+                    </a:stretch>
+                  </pic:blipFill>
+                  <pic:spPr>
+                    <a:xfrm>
+                      <a:off x="0" y="0"/>
+                      <a:ext cx="5943600" cy="1462405"/>
+                    </a:xfrm>
+                    <a:prstGeom prst="rect">
+                      <a:avLst/>
+                    </a:prstGeom>
+                  </pic:spPr>
+                </pic:pic>
+              </a:graphicData>
+            </a:graphic>
+          </wp:inline>
+        </w:drawing>
+      </w:r>
+    </w:p>
+    <w:p>
+      <w:r>
+        <w:rPr>
+          <w:noProof/>
+        </w:rPr>
+        <w:drawing>
+          <wp:inline distT="0" distB="0" distL="0" distR="0" wp14:anchorId="76931D0F" wp14:editId="42DBAC48">
+            <wp:extent cx="5943600" cy="1681480"/>
+            <wp:effectExtent l="0" t="0" r="0" b="0"/>
+            <wp:docPr id="965858325" name="Picture 1"/>
+            <wp:cNvGraphicFramePr>
+              <a:graphicFrameLocks xmlns:a="http://schemas.openxmlformats.org/drawingml/2006/main" noChangeAspect="1"/>
+            </wp:cNvGraphicFramePr>
+            <a:graphic xmlns:a="http://schemas.openxmlformats.org/drawingml/2006/main">
+              <a:graphicData uri="http://schemas.openxmlformats.org/drawingml/2006/picture">
+                <pic:pic xmlns:pic="http://schemas.openxmlformats.org/drawingml/2006/picture">
+                  <pic:nvPicPr>
+                    <pic:cNvPr id="965858325" name=""/>
+                    <pic:cNvPicPr/>
+                  </pic:nvPicPr>
+                  <pic:blipFill>
+                    <a:blip r:embed="rId32"/>
+                    <a:stretch>
+                      <a:fillRect/>
+                    </a:stretch>
+                  </pic:blipFill>
+                  <pic:spPr>
+                    <a:xfrm>
+                      <a:off x="0" y="0"/>
+                      <a:ext cx="5943600" cy="1681480"/>
+                    </a:xfrm>
+                    <a:prstGeom prst="rect">
+                      <a:avLst/>
+                    </a:prstGeom>
+                  </pic:spPr>
+                </pic:pic>
+              </a:graphicData>
+            </a:graphic>
+          </wp:inline>
+        </w:drawing>
+      </w:r>
+    </w:p>
+    <w:p>
+      <w:pPr>
+        <w:jc w:val="center"/>
+        <w:rPr>
+          <w:b/>
+          <w:bCs/>
+        </w:rPr>
+      </w:pPr>
+      <w:r>
+        <w:rPr>
+          <w:b/>
+          <w:bCs/>
+        </w:rPr>
+        <w:t>Hình: Kết quả trước và sau khi hardening Windows VM</w:t>
+      </w:r>
+    </w:p>
+    <w:p>
+      <w:r>
+        <w:t>Nhận xét:</w:t>
+      </w:r>
+    </w:p>
+    <w:p>
+      <w:r>
+        <w:lastRenderedPageBreak/>
+        <w:t>Sau khi dừng dịch vụ HTTP thử nghiệm trên cổng 8080, trạng thái thay đổi từ open sang filtered. Kết quả cho thấy việc tắt dịch vụ không cần thiết giúp giảm bề mặt tấn công của hệ thống.</w:t>
+      </w:r>
+    </w:p>
+    <w:p>
+      <w:pPr>
+        <w:rPr>
+          <w:b/>
+          <w:bCs/>
+        </w:rPr>
+      </w:pPr>
+      <w:r>
+        <w:rPr>
+          <w:b/>
+          <w:bCs/>
+        </w:rPr>
+        <w:t>12.2. Câu hỏi phân tích</w:t>
+      </w:r>
+    </w:p>
+    <w:p>
+      <w:r>
+        <w:rPr>
+          <w:b/>
+          <w:bCs/>
+        </w:rPr>
+        <w:t>Câu 1. Sự khác nhau giữa open, closed và filtered là gì? Nêu một tình huống mỗi trạng thái.</w:t>
+      </w:r>
+    </w:p>
+    <w:p>
+      <w:r>
+        <w:rPr>
+          <w:b/>
+          <w:bCs/>
+        </w:rPr>
+        <w:t>Trả lời:</w:t>
+      </w:r>
+      <w:r>
+        <w:t xml:space="preserve"> </w:t>
+      </w:r>
+    </w:p>
+    <w:p>
+      <w:pPr>
+        <w:numPr>
+          <w:ilvl w:val="0"/>
+          <w:numId w:val="3"/>
+        </w:numPr>
+      </w:pPr>
+      <w:r>
+        <w:t>open: Cổng đang có dịch vụ lắng nghe và chấp nhận kết nối. Trong bài thực hành, cổng 80/tcp trên Metasploitable 2 ở trạng thái open và chạy dịch vụ HTTP.</w:t>
+      </w:r>
+    </w:p>
+    <w:p>
+      <w:pPr>
+        <w:numPr>
+          <w:ilvl w:val="0"/>
+          <w:numId w:val="3"/>
+        </w:numPr>
+      </w:pPr>
+      <w:r>
+        <w:t>closed: Máy đích có thể truy cập được nhưng không có dịch vụ lắng nghe trên cổng đó. Trong TCP scan của Metasploitable 2, Nmap ghi nhận 977 closed tcp ports.</w:t>
+      </w:r>
+    </w:p>
+    <w:p>
+      <w:pPr>
+        <w:numPr>
+          <w:ilvl w:val="0"/>
+          <w:numId w:val="3"/>
+        </w:numPr>
+      </w:pPr>
+      <w:r>
+        <w:t>filtered: Nmap không thể xác định cổng mở hay đóng do gói tin bị firewall hoặc cơ chế lọc chặn. Trong bài hardening, sau khi dừng HTTP server trên Windows VM, cổng 8080/tcp được Nmap ghi nhận là filtered.</w:t>
+      </w:r>
+    </w:p>
+    <w:p>
+      <w:r>
+        <w:rPr>
+          <w:b/>
+          <w:bCs/>
+        </w:rPr>
+        <w:t>Câu 2. Tại sao -sS thường cần quyền cao hơn -sT? Hai kỹ thuật khác nhau ở cơ chế thiết lập kết nối như thế nào?</w:t>
+      </w:r>
+    </w:p>
+    <w:p>
+      <w:r>
+        <w:rPr>
+          <w:b/>
+          <w:bCs/>
+        </w:rPr>
+        <w:t>Trả lời:</w:t>
+      </w:r>
+      <w:r>
+        <w:br/>
+        <w:t>-sT sử dụng lời gọi kết nối TCP của hệ điều hành và thực hiện kết nối TCP thông thường nên không cần quyền tạo raw packet. -sS tự tạo và gửi các gói TCP SYN nên thường cần quyền root/administrator. SYN scan không hoàn tất toàn bộ quá trình bắt tay TCP như TCP Connect scan. Trong bài thực hành, -sT và -sS đều phát hiện 23 cổng open và 977 cổng closed.</w:t>
+      </w:r>
+    </w:p>
+    <w:p>
+      <w:r>
+        <w:rPr>
+          <w:b/>
+          <w:bCs/>
+        </w:rPr>
+        <w:t>Câu 3. Vì sao FIN/Xmas/NULL có thể cho kết quả khó diễn giải trên một số hệ điều hành hoặc firewall?</w:t>
+      </w:r>
+    </w:p>
+    <w:p>
+      <w:r>
+        <w:rPr>
+          <w:b/>
+          <w:bCs/>
+        </w:rPr>
+        <w:t>Trả lời:</w:t>
+      </w:r>
+      <w:r>
+        <w:br/>
+        <w:t xml:space="preserve">FIN, Xmas và NULL dựa vào cách TCP/IP stack của hệ điều hành phản hồi các gói TCP bất thường. Các hệ điều hành và firewall có thể xử lý những gói này khác nhau hoặc không phản hồi, vì vậy Nmap có thể đưa ra trạng thái open|filtered. Trạng thái này không được hiểu đơn giản là cổng mở. Trong bài thực hành, cả FIN, Xmas và NULL scan trên Metasploitable 2 đều cho 23 cổng open|filtered, nên không thể khẳng định chỉ từ các scan này rằng các cổng đó chắc chắn đang mở. </w:t>
+      </w:r>
+    </w:p>
+    <w:p>
+      <w:r>
+        <w:rPr>
+          <w:b/>
+          <w:bCs/>
+        </w:rPr>
+        <w:lastRenderedPageBreak/>
+        <w:t>Câu 4. ACK scan trả lời câu hỏi gì khác với SYN scan?</w:t>
+      </w:r>
+    </w:p>
+    <w:p>
+      <w:r>
+        <w:rPr>
+          <w:b/>
+          <w:bCs/>
+        </w:rPr>
+        <w:t>Trả lời:</w:t>
+      </w:r>
+      <w:r>
+        <w:br/>
+        <w:t xml:space="preserve">SYN scan chủ yếu dùng để xác định trạng thái cổng như open, closed hoặc filtered, trong khi ACK scan chủ yếu dùng để quan sát chính sách lọc và phân biệt filtered với unfiltered. ACK scan không dùng để khẳng định một cổng đang mở. Trong bài thực hành, SYN scan phát hiện 23 cổng open và 977 cổng closed, còn ACK scan trả về 1000 cổng unfiltered, cho thấy các gói ACK có thể đi qua cơ chế lọc. </w:t>
+      </w:r>
+    </w:p>
+    <w:p>
+      <w:r>
+        <w:rPr>
+          <w:b/>
+          <w:bCs/>
+        </w:rPr>
+        <w:t>Câu 5. Tại sao UDP scan thường chậm và dễ xuất hiện open|filtered?</w:t>
+      </w:r>
+    </w:p>
+    <w:p>
+      <w:r>
+        <w:rPr>
+          <w:b/>
+          <w:bCs/>
+        </w:rPr>
+        <w:t>Trả lời:</w:t>
+      </w:r>
+      <w:r>
+        <w:br/>
+        <w:t xml:space="preserve">UDP không có quá trình bắt tay như TCP. Khi gửi gói UDP đến một cổng, Nmap có thể không nhận được phản hồi dù cổng đang mở hoặc gói tin đang bị firewall lọc. Vì vậy Nmap phải chờ timeout và đôi khi thử lại, làm quá trình quét chậm hơn. Khi không đủ thông tin để phân biệt hai trường hợp, Nmap hiển thị open|filtered. Trong kết quả của bài, các cổng UDP như 67, 68, 69, 138 và 161 xuất hiện trạng thái này. </w:t>
+      </w:r>
+    </w:p>
+    <w:p>
+      <w:r>
+        <w:rPr>
+          <w:b/>
+          <w:bCs/>
+        </w:rPr>
+        <w:t>Câu 6. -sV đóng vai trò gì trong quản lý lỗ hổng? Tại sao chỉ biết port 80 là chưa đủ?</w:t>
+      </w:r>
+    </w:p>
+    <w:p>
+      <w:r>
+        <w:rPr>
+          <w:b/>
+          <w:bCs/>
+        </w:rPr>
+        <w:t>Trả lời:</w:t>
+      </w:r>
+      <w:r>
+        <w:br/>
+        <w:t>-sV giúp nhận diện dịch vụ và phiên bản phần mềm đang chạy trên cổng. Thông tin phiên bản giúp quản trị viên đối chiếu với các lỗ hổng đã biết và xác định hệ thống cần cập nhật. Chỉ biết cổng 80 đang mở chưa cho biết phần mềm web server và phiên bản cụ thể. Trong bài thực hành, -sV xác định cổng 80/tcp chạy Apache httpd 2.2.8 (Ubuntu) DAV/2, cung cấp nhiều thông tin hơn việc chỉ biết cổng 80 đang open.</w:t>
+      </w:r>
+    </w:p>
+    <w:p>
+      <w:r>
+        <w:rPr>
+          <w:b/>
+          <w:bCs/>
+        </w:rPr>
+        <w:t>Câu 7. OS fingerprinting có những giới hạn nào? Vì sao không nên coi kết quả -O là tuyệt đối?</w:t>
+      </w:r>
+    </w:p>
+    <w:p>
+      <w:r>
+        <w:rPr>
+          <w:b/>
+          <w:bCs/>
+        </w:rPr>
+        <w:t>Trả lời:</w:t>
+      </w:r>
+      <w:r>
+        <w:br/>
+        <w:t>OS fingerprinting suy đoán hệ điều hành dựa trên đặc điểm phản hồi của TCP/IP stack. Kết quả có thể bị ảnh hưởng bởi firewall, thiết bị mạng, cấu hình hệ thống hoặc việc Nmap không có đủ mẫu phản hồi. Vì vậy kết quả -O là kết quả nhận diện/suy đoán chứ không nên xem là tuyệt đối. Trong bài thực hành, Nmap nhận diện Metasploitable 2 là Linux 2.6.X và đưa ra khoảng phiên bản Linux 2.6.9 - 2.6.33.</w:t>
+      </w:r>
+    </w:p>
+    <w:p>
+      <w:r>
+        <w:rPr>
+          <w:b/>
+          <w:bCs/>
+        </w:rPr>
+        <w:t>Câu 8. NSE script báo timeout có đồng nghĩa “không có lỗ hổng” không? Giải thích.</w:t>
+      </w:r>
+    </w:p>
+    <w:p>
+      <w:r>
+        <w:rPr>
+          <w:b/>
+          <w:bCs/>
+        </w:rPr>
+        <w:t>Trả lời:</w:t>
+      </w:r>
+      <w:r>
+        <w:br/>
+        <w:t xml:space="preserve">Không. Timeout chỉ cho biết script không nhận được đủ phản hồi trong thời gian quy </w:t>
+      </w:r>
+      <w:r>
+        <w:lastRenderedPageBreak/>
+        <w:t xml:space="preserve">định hoặc không thể hoàn tất việc kiểm tra. Nguyên nhân có thể là firewall, kết nối, dịch vụ không phản hồi hoặc điều kiện kiểm tra không phù hợp. Vì vậy không được kết luận hệ thống không có lỗ hổng chỉ vì script timeout. Theo PDF, chỉ kết luận “có dấu hiệu dễ bị ảnh hưởng” khi script báo VULNERABLE; nếu không kết nối được, timeout hoặc không xác định thì không được suy diễn là hệ thống đã vá. </w:t>
+      </w:r>
+    </w:p>
+    <w:p>
+      <w:r>
+        <w:t>Trong bài của bạn, script smb-vuln-ms17-010 không trả về VULNERABLE, vì vậy kết luận phù hợp là chưa đủ cơ sở xác định mục tiêu dễ bị ảnh hưởng bởi MS17-010, chứ không kết luận rằng mục tiêu chắc chắn an toàn.</w:t>
+      </w:r>
+    </w:p>
+    <w:p>
+      <w:r>
+        <w:rPr>
+          <w:b/>
+          <w:bCs/>
+        </w:rPr>
+        <w:t>Câu 9. So sánh before/after hardening: thay đổi nào trong port state chứng minh biện pháp phòng thủ có hiệu lực?</w:t>
+      </w:r>
+    </w:p>
+    <w:p>
+      <w:r>
+        <w:rPr>
+          <w:b/>
+          <w:bCs/>
+        </w:rPr>
+        <w:t>Trả lời:</w:t>
+      </w:r>
+      <w:r>
+        <w:br/>
+        <w:t>Trong bài thực hành, trước hardening, Windows VM 192.168.56.130 chạy HTTP server thử nghiệm trên cổng 8080 và Nmap xác định:</w:t>
+      </w:r>
+    </w:p>
+    <w:p>
+      <w:r>
+        <w:t>Before: 8080/tcp open – SimpleHTTPServer 0.6 (Python 3.14.7)</w:t>
+      </w:r>
+    </w:p>
+    <w:p>
+      <w:r>
+        <w:t>Sau khi dừng dịch vụ HTTP thử nghiệm và quét lại bằng cùng phương pháp:</w:t>
+      </w:r>
+    </w:p>
+    <w:p>
+      <w:r>
+        <w:t>After: 8080/tcp filtered</w:t>
+      </w:r>
+    </w:p>
+    <w:p>
+      <w:r>
+        <w:t xml:space="preserve">Sự thay đổi từ open sang filtered và việc dịch vụ HTTP không còn được Nmap nhận diện cho thấy dịch vụ không còn phơi bày với máy quét, qua đó giảm bề mặt tấn công trong tình huống thực hành. Phần PDF yêu cầu chứng minh hardening bằng hai bản quét before/after như vậy. </w:t>
+      </w:r>
+    </w:p>
+    <w:p>
+      <w:r>
+        <w:rPr>
+          <w:b/>
+          <w:bCs/>
+        </w:rPr>
+        <w:t>Câu 10. Nêu ba cấu hình phòng thủ giúp giảm bề mặt tấn công mà không dựa vào “ẩn mình” trước Nmap.</w:t>
+      </w:r>
+    </w:p>
+    <w:p>
+      <w:r>
+        <w:rPr>
+          <w:b/>
+          <w:bCs/>
+        </w:rPr>
+        <w:t>Trả lời:</w:t>
+      </w:r>
+      <w:r>
+        <w:br/>
+        <w:t>Ba biện pháp có thể áp dụng gồm:</w:t>
+      </w:r>
+    </w:p>
+    <w:p>
+      <w:pPr>
+        <w:numPr>
+          <w:ilvl w:val="0"/>
+          <w:numId w:val="4"/>
+        </w:numPr>
+      </w:pPr>
+      <w:r>
+        <w:rPr>
+          <w:b/>
+          <w:bCs/>
+        </w:rPr>
+        <w:t>Tắt hoặc gỡ bỏ các dịch vụ không cần thiết:</w:t>
+      </w:r>
+      <w:r>
+        <w:t xml:space="preserve"> giúp giảm số lượng cổng và dịch vụ đang lắng nghe trên hệ thống.</w:t>
+      </w:r>
+    </w:p>
+    <w:p>
+      <w:pPr>
+        <w:numPr>
+          <w:ilvl w:val="0"/>
+          <w:numId w:val="4"/>
+        </w:numPr>
+      </w:pPr>
+      <w:r>
+        <w:rPr>
+          <w:b/>
+          <w:bCs/>
+        </w:rPr>
+        <w:t>Cấu hình firewall theo nguyên tắc chỉ cho phép lưu lượng cần thiết:</w:t>
+      </w:r>
+      <w:r>
+        <w:t xml:space="preserve"> chỉ mở những cổng phục vụ đúng nhu cầu sử dụng và giới hạn nguồn được phép truy cập.</w:t>
+      </w:r>
+    </w:p>
+    <w:p>
+      <w:pPr>
+        <w:numPr>
+          <w:ilvl w:val="0"/>
+          <w:numId w:val="4"/>
+        </w:numPr>
+      </w:pPr>
+      <w:r>
+        <w:rPr>
+          <w:b/>
+          <w:bCs/>
+        </w:rPr>
+        <w:t>Cập nhật và vá hệ điều hành/dịch vụ thường xuyên:</w:t>
+      </w:r>
+      <w:r>
+        <w:t xml:space="preserve"> giảm nguy cơ các phiên bản phần mềm cũ chứa lỗ hổng đã được công bố.</w:t>
+      </w:r>
+    </w:p>
+    <w:p>
+      <w:r>
+        <w:lastRenderedPageBreak/>
+        <w:t>Các biện pháp này trực tiếp làm giảm dịch vụ phơi bày hoặc giảm rủi ro của dịch vụ, thay vì chỉ cố làm cho hệ thống khó bị Nmap phát hiện.</w:t>
+      </w:r>
+    </w:p>
     <w:p/>
     <w:sectPr>
       <w:pgSz w:w="12240" w:h="15840"/>
@@ -654,9 +5191,122 @@
     </w:lvl>
   </w:abstractNum>
   <w:abstractNum w:abstractNumId="1" w15:restartNumberingAfterBreak="0">
-    <w:nsid w:val="634F25FF"/>
+    <w:nsid w:val="1A816B36"/>
     <w:multiLevelType w:val="multilevel"/>
-    <w:tmpl w:val="679C3518"/>
+    <w:tmpl w:val="75BE746A"/>
+    <w:lvl w:ilvl="0">
+      <w:start w:val="1"/>
+      <w:numFmt w:val="decimal"/>
+      <w:lvlText w:val="%1."/>
+      <w:lvlJc w:val="left"/>
+      <w:pPr>
+        <w:tabs>
+          <w:tab w:val="num" w:pos="720"/>
+        </w:tabs>
+        <w:ind w:left="720" w:hanging="360"/>
+      </w:pPr>
+    </w:lvl>
+    <w:lvl w:ilvl="1" w:tentative="1">
+      <w:start w:val="1"/>
+      <w:numFmt w:val="decimal"/>
+      <w:lvlText w:val="%2."/>
+      <w:lvlJc w:val="left"/>
+      <w:pPr>
+        <w:tabs>
+          <w:tab w:val="num" w:pos="1440"/>
+        </w:tabs>
+        <w:ind w:left="1440" w:hanging="360"/>
+      </w:pPr>
+    </w:lvl>
+    <w:lvl w:ilvl="2" w:tentative="1">
+      <w:start w:val="1"/>
+      <w:numFmt w:val="decimal"/>
+      <w:lvlText w:val="%3."/>
+      <w:lvlJc w:val="left"/>
+      <w:pPr>
+        <w:tabs>
+          <w:tab w:val="num" w:pos="2160"/>
+        </w:tabs>
+        <w:ind w:left="2160" w:hanging="360"/>
+      </w:pPr>
+    </w:lvl>
+    <w:lvl w:ilvl="3" w:tentative="1">
+      <w:start w:val="1"/>
+      <w:numFmt w:val="decimal"/>
+      <w:lvlText w:val="%4."/>
+      <w:lvlJc w:val="left"/>
+      <w:pPr>
+        <w:tabs>
+          <w:tab w:val="num" w:pos="2880"/>
+        </w:tabs>
+        <w:ind w:left="2880" w:hanging="360"/>
+      </w:pPr>
+    </w:lvl>
+    <w:lvl w:ilvl="4" w:tentative="1">
+      <w:start w:val="1"/>
+      <w:numFmt w:val="decimal"/>
+      <w:lvlText w:val="%5."/>
+      <w:lvlJc w:val="left"/>
+      <w:pPr>
+        <w:tabs>
+          <w:tab w:val="num" w:pos="3600"/>
+        </w:tabs>
+        <w:ind w:left="3600" w:hanging="360"/>
+      </w:pPr>
+    </w:lvl>
+    <w:lvl w:ilvl="5" w:tentative="1">
+      <w:start w:val="1"/>
+      <w:numFmt w:val="decimal"/>
+      <w:lvlText w:val="%6."/>
+      <w:lvlJc w:val="left"/>
+      <w:pPr>
+        <w:tabs>
+          <w:tab w:val="num" w:pos="4320"/>
+        </w:tabs>
+        <w:ind w:left="4320" w:hanging="360"/>
+      </w:pPr>
+    </w:lvl>
+    <w:lvl w:ilvl="6" w:tentative="1">
+      <w:start w:val="1"/>
+      <w:numFmt w:val="decimal"/>
+      <w:lvlText w:val="%7."/>
+      <w:lvlJc w:val="left"/>
+      <w:pPr>
+        <w:tabs>
+          <w:tab w:val="num" w:pos="5040"/>
+        </w:tabs>
+        <w:ind w:left="5040" w:hanging="360"/>
+      </w:pPr>
+    </w:lvl>
+    <w:lvl w:ilvl="7" w:tentative="1">
+      <w:start w:val="1"/>
+      <w:numFmt w:val="decimal"/>
+      <w:lvlText w:val="%8."/>
+      <w:lvlJc w:val="left"/>
+      <w:pPr>
+        <w:tabs>
+          <w:tab w:val="num" w:pos="5760"/>
+        </w:tabs>
+        <w:ind w:left="5760" w:hanging="360"/>
+      </w:pPr>
+    </w:lvl>
+    <w:lvl w:ilvl="8" w:tentative="1">
+      <w:start w:val="1"/>
+      <w:numFmt w:val="decimal"/>
+      <w:lvlText w:val="%9."/>
+      <w:lvlJc w:val="left"/>
+      <w:pPr>
+        <w:tabs>
+          <w:tab w:val="num" w:pos="6480"/>
+        </w:tabs>
+        <w:ind w:left="6480" w:hanging="360"/>
+      </w:pPr>
+    </w:lvl>
+  </w:abstractNum>
+  <w:abstractNum w:abstractNumId="2" w15:restartNumberingAfterBreak="0">
+    <w:nsid w:val="37DA5980"/>
+    <w:multiLevelType w:val="multilevel"/>
+    <w:tmpl w:val="12E65D1A"/>
     <w:lvl w:ilvl="0">
       <w:start w:val="1"/>
       <w:numFmt w:val="bullet"/>
@@ -802,11 +5452,166 @@
       </w:rPr>
     </w:lvl>
   </w:abstractNum>
+  <w:abstractNum w:abstractNumId="3" w15:restartNumberingAfterBreak="0">
+    <w:nsid w:val="634F25FF"/>
+    <w:multiLevelType w:val="multilevel"/>
+    <w:tmpl w:val="679C3518"/>
+    <w:lvl w:ilvl="0">
+      <w:start w:val="1"/>
+      <w:numFmt w:val="bullet"/>
+      <w:lvlText w:val=""/>
+      <w:lvlJc w:val="left"/>
+      <w:pPr>
+        <w:tabs>
+          <w:tab w:val="num" w:pos="720"/>
+        </w:tabs>
+        <w:ind w:left="720" w:hanging="360"/>
+      </w:pPr>
+      <w:rPr>
+        <w:rFonts w:ascii="Symbol" w:hAnsi="Symbol" w:hint="default"/>
+        <w:sz w:val="20"/>
+      </w:rPr>
+    </w:lvl>
+    <w:lvl w:ilvl="1" w:tentative="1">
+      <w:start w:val="1"/>
+      <w:numFmt w:val="bullet"/>
+      <w:lvlText w:val="o"/>
+      <w:lvlJc w:val="left"/>
+      <w:pPr>
+        <w:tabs>
+          <w:tab w:val="num" w:pos="1440"/>
+        </w:tabs>
+        <w:ind w:left="1440" w:hanging="360"/>
+      </w:pPr>
+      <w:rPr>
+        <w:rFonts w:ascii="Courier New" w:hAnsi="Courier New" w:hint="default"/>
+        <w:sz w:val="20"/>
+      </w:rPr>
+    </w:lvl>
+    <w:lvl w:ilvl="2" w:tentative="1">
+      <w:start w:val="1"/>
+      <w:numFmt w:val="bullet"/>
+      <w:lvlText w:val=""/>
+      <w:lvlJc w:val="left"/>
+      <w:pPr>
+        <w:tabs>
+          <w:tab w:val="num" w:pos="2160"/>
+        </w:tabs>
+        <w:ind w:left="2160" w:hanging="360"/>
+      </w:pPr>
+      <w:rPr>
+        <w:rFonts w:ascii="Wingdings" w:hAnsi="Wingdings" w:hint="default"/>
+        <w:sz w:val="20"/>
+      </w:rPr>
+    </w:lvl>
+    <w:lvl w:ilvl="3" w:tentative="1">
+      <w:start w:val="1"/>
+      <w:numFmt w:val="bullet"/>
+      <w:lvlText w:val=""/>
+      <w:lvlJc w:val="left"/>
+      <w:pPr>
+        <w:tabs>
+          <w:tab w:val="num" w:pos="2880"/>
+        </w:tabs>
+        <w:ind w:left="2880" w:hanging="360"/>
+      </w:pPr>
+      <w:rPr>
+        <w:rFonts w:ascii="Wingdings" w:hAnsi="Wingdings" w:hint="default"/>
+        <w:sz w:val="20"/>
+      </w:rPr>
+    </w:lvl>
+    <w:lvl w:ilvl="4" w:tentative="1">
+      <w:start w:val="1"/>
+      <w:numFmt w:val="bullet"/>
+      <w:lvlText w:val=""/>
+      <w:lvlJc w:val="left"/>
+      <w:pPr>
+        <w:tabs>
+          <w:tab w:val="num" w:pos="3600"/>
+        </w:tabs>
+        <w:ind w:left="3600" w:hanging="360"/>
+      </w:pPr>
+      <w:rPr>
+        <w:rFonts w:ascii="Wingdings" w:hAnsi="Wingdings" w:hint="default"/>
+        <w:sz w:val="20"/>
+      </w:rPr>
+    </w:lvl>
+    <w:lvl w:ilvl="5" w:tentative="1">
+      <w:start w:val="1"/>
+      <w:numFmt w:val="bullet"/>
+      <w:lvlText w:val=""/>
+      <w:lvlJc w:val="left"/>
+      <w:pPr>
+        <w:tabs>
+          <w:tab w:val="num" w:pos="4320"/>
+        </w:tabs>
+        <w:ind w:left="4320" w:hanging="360"/>
+      </w:pPr>
+      <w:rPr>
+        <w:rFonts w:ascii="Wingdings" w:hAnsi="Wingdings" w:hint="default"/>
+        <w:sz w:val="20"/>
+      </w:rPr>
+    </w:lvl>
+    <w:lvl w:ilvl="6" w:tentative="1">
+      <w:start w:val="1"/>
+      <w:numFmt w:val="bullet"/>
+      <w:lvlText w:val=""/>
+      <w:lvlJc w:val="left"/>
+      <w:pPr>
+        <w:tabs>
+          <w:tab w:val="num" w:pos="5040"/>
+        </w:tabs>
+        <w:ind w:left="5040" w:hanging="360"/>
+      </w:pPr>
+      <w:rPr>
+        <w:rFonts w:ascii="Wingdings" w:hAnsi="Wingdings" w:hint="default"/>
+        <w:sz w:val="20"/>
+      </w:rPr>
+    </w:lvl>
+    <w:lvl w:ilvl="7" w:tentative="1">
+      <w:start w:val="1"/>
+      <w:numFmt w:val="bullet"/>
+      <w:lvlText w:val=""/>
+      <w:lvlJc w:val="left"/>
+      <w:pPr>
+        <w:tabs>
+          <w:tab w:val="num" w:pos="5760"/>
+        </w:tabs>
+        <w:ind w:left="5760" w:hanging="360"/>
+      </w:pPr>
+      <w:rPr>
+        <w:rFonts w:ascii="Wingdings" w:hAnsi="Wingdings" w:hint="default"/>
+        <w:sz w:val="20"/>
+      </w:rPr>
+    </w:lvl>
+    <w:lvl w:ilvl="8" w:tentative="1">
+      <w:start w:val="1"/>
+      <w:numFmt w:val="bullet"/>
+      <w:lvlText w:val=""/>
+      <w:lvlJc w:val="left"/>
+      <w:pPr>
+        <w:tabs>
+          <w:tab w:val="num" w:pos="6480"/>
+        </w:tabs>
+        <w:ind w:left="6480" w:hanging="360"/>
+      </w:pPr>
+      <w:rPr>
+        <w:rFonts w:ascii="Wingdings" w:hAnsi="Wingdings" w:hint="default"/>
+        <w:sz w:val="20"/>
+      </w:rPr>
+    </w:lvl>
+  </w:abstractNum>
   <w:num w:numId="1" w16cid:durableId="624628122">
-    <w:abstractNumId w:val="1"/>
+    <w:abstractNumId w:val="3"/>
   </w:num>
   <w:num w:numId="2" w16cid:durableId="634603572">
     <w:abstractNumId w:val="0"/>
+  </w:num>
+  <w:num w:numId="3" w16cid:durableId="1554610588">
+    <w:abstractNumId w:val="2"/>
+  </w:num>
+  <w:num w:numId="4" w16cid:durableId="1089959649">
+    <w:abstractNumId w:val="1"/>
   </w:num>
 </w:numbering>
 </file>
@@ -1786,6 +6591,17 @@
       </w:tblBorders>
     </w:tblPr>
   </w:style>
+  <w:style w:type="character" w:styleId="Strong">
+    <w:name w:val="Strong"/>
+    <w:basedOn w:val="DefaultParagraphFont"/>
+    <w:uiPriority w:val="22"/>
+    <w:qFormat/>
+    <w:rsid w:val="00CA4BF4"/>
+    <w:rPr>
+      <w:b/>
+      <w:bCs/>
+    </w:rPr>
+  </w:style>
 </w:styles>
 </file>
 
